--- a/Project Plan Document.docx
+++ b/Project Plan Document.docx
@@ -418,7 +418,6 @@
             <w:insideH w:val="single" w:color="auto" w:sz="4" w:space="0"/>
             <w:insideV w:val="single" w:color="auto" w:sz="4" w:space="0"/>
           </w:tblBorders>
-          <w:shd w:val="clear" w:color="auto" w:fill="FFFFFF"/>
           <w:tblCellMar>
             <w:top w:w="15" w:type="dxa"/>
             <w:left w:w="15" w:type="dxa"/>
@@ -530,132 +529,6 @@
                 <w:lang w:val="en-US" w:eastAsia="zh-CN" w:bidi="ar"/>
               </w:rPr>
               <w:t>Information Systems Project Management (InSy4023)</w:t>
-            </w:r>
-          </w:p>
-        </w:tc>
-      </w:tr>
-      <w:tr>
-        <w:tblPrEx>
-          <w:tblBorders>
-            <w:top w:val="single" w:color="auto" w:sz="4" w:space="0"/>
-            <w:left w:val="single" w:color="auto" w:sz="4" w:space="0"/>
-            <w:bottom w:val="single" w:color="auto" w:sz="4" w:space="0"/>
-            <w:right w:val="single" w:color="auto" w:sz="4" w:space="0"/>
-            <w:insideH w:val="single" w:color="auto" w:sz="4" w:space="0"/>
-            <w:insideV w:val="single" w:color="auto" w:sz="4" w:space="0"/>
-          </w:tblBorders>
-          <w:shd w:val="clear" w:color="auto" w:fill="FFFFFF"/>
-          <w:tblCellMar>
-            <w:top w:w="15" w:type="dxa"/>
-            <w:left w:w="15" w:type="dxa"/>
-            <w:bottom w:w="15" w:type="dxa"/>
-            <w:right w:w="15" w:type="dxa"/>
-          </w:tblCellMar>
-        </w:tblPrEx>
-        <w:tc>
-          <w:tcPr>
-            <w:tcW w:w="0" w:type="auto"/>
-            <w:tcBorders>
-              <w:tl2br w:val="nil"/>
-              <w:tr2bl w:val="nil"/>
-            </w:tcBorders>
-            <w:shd w:val="clear" w:color="auto" w:fill="FFFFFF"/>
-            <w:tcMar>
-              <w:top w:w="150" w:type="dxa"/>
-              <w:left w:w="0" w:type="dxa"/>
-              <w:bottom w:w="150" w:type="dxa"/>
-              <w:right w:w="240" w:type="dxa"/>
-            </w:tcMar>
-            <w:vAlign w:val="center"/>
-          </w:tcPr>
-          <w:p>
-            <w:pPr>
-              <w:keepNext w:val="0"/>
-              <w:keepLines w:val="0"/>
-              <w:widowControl/>
-              <w:suppressLineNumbers w:val="0"/>
-              <w:spacing w:line="375" w:lineRule="atLeast"/>
-              <w:jc w:val="left"/>
-              <w:rPr>
-                <w:rFonts w:hint="default" w:ascii="Segoe UI" w:hAnsi="Segoe UI" w:eastAsia="Segoe UI" w:cs="Segoe UI"/>
-                <w:i w:val="0"/>
-                <w:iCs w:val="0"/>
-                <w:caps w:val="0"/>
-                <w:color w:val="0F1115"/>
-                <w:spacing w:val="0"/>
-                <w:sz w:val="22"/>
-                <w:szCs w:val="22"/>
-              </w:rPr>
-            </w:pPr>
-            <w:r>
-              <w:rPr>
-                <w:rStyle w:val="7"/>
-                <w:rFonts w:hint="default" w:ascii="Segoe UI" w:hAnsi="Segoe UI" w:eastAsia="Segoe UI" w:cs="Segoe UI"/>
-                <w:b/>
-                <w:bCs/>
-                <w:i w:val="0"/>
-                <w:iCs w:val="0"/>
-                <w:caps w:val="0"/>
-                <w:color w:val="0F1115"/>
-                <w:spacing w:val="0"/>
-                <w:kern w:val="0"/>
-                <w:sz w:val="22"/>
-                <w:szCs w:val="22"/>
-                <w:lang w:val="en-US" w:eastAsia="zh-CN" w:bidi="ar"/>
-              </w:rPr>
-              <w:t>Instructor</w:t>
-            </w:r>
-          </w:p>
-        </w:tc>
-        <w:tc>
-          <w:tcPr>
-            <w:tcW w:w="0" w:type="auto"/>
-            <w:tcBorders>
-              <w:tl2br w:val="nil"/>
-              <w:tr2bl w:val="nil"/>
-            </w:tcBorders>
-            <w:shd w:val="clear" w:color="auto" w:fill="FFFFFF"/>
-            <w:tcMar>
-              <w:top w:w="150" w:type="dxa"/>
-              <w:left w:w="240" w:type="dxa"/>
-              <w:bottom w:w="150" w:type="dxa"/>
-              <w:right w:w="0" w:type="dxa"/>
-            </w:tcMar>
-            <w:vAlign w:val="center"/>
-          </w:tcPr>
-          <w:p>
-            <w:pPr>
-              <w:keepNext w:val="0"/>
-              <w:keepLines w:val="0"/>
-              <w:widowControl/>
-              <w:suppressLineNumbers w:val="0"/>
-              <w:spacing w:line="375" w:lineRule="atLeast"/>
-              <w:jc w:val="left"/>
-              <w:rPr>
-                <w:rFonts w:hint="default" w:ascii="Segoe UI" w:hAnsi="Segoe UI" w:eastAsia="Segoe UI" w:cs="Segoe UI"/>
-                <w:i w:val="0"/>
-                <w:iCs w:val="0"/>
-                <w:caps w:val="0"/>
-                <w:color w:val="0F1115"/>
-                <w:spacing w:val="0"/>
-                <w:sz w:val="22"/>
-                <w:szCs w:val="22"/>
-              </w:rPr>
-            </w:pPr>
-            <w:r>
-              <w:rPr>
-                <w:rFonts w:hint="default" w:ascii="Segoe UI" w:hAnsi="Segoe UI" w:eastAsia="Segoe UI" w:cs="Segoe UI"/>
-                <w:i w:val="0"/>
-                <w:iCs w:val="0"/>
-                <w:caps w:val="0"/>
-                <w:color w:val="0F1115"/>
-                <w:spacing w:val="0"/>
-                <w:kern w:val="0"/>
-                <w:sz w:val="22"/>
-                <w:szCs w:val="22"/>
-                <w:lang w:val="en-US" w:eastAsia="zh-CN" w:bidi="ar"/>
-              </w:rPr>
-              <w:t>Abdurahman A.</w:t>
             </w:r>
           </w:p>
         </w:tc>
@@ -728,7 +601,7 @@
                 <w:szCs w:val="22"/>
                 <w:lang w:val="en-US" w:eastAsia="zh-CN" w:bidi="ar"/>
               </w:rPr>
-              <w:t>Submission Date</w:t>
+              <w:t>Instructor</w:t>
             </w:r>
           </w:p>
         </w:tc>
@@ -780,7 +653,7 @@
                 <w:szCs w:val="22"/>
                 <w:lang w:val="en-US" w:eastAsia="zh-CN" w:bidi="ar"/>
               </w:rPr>
-              <w:t>April 15, 2026</w:t>
+              <w:t>Abdurahman A.</w:t>
             </w:r>
           </w:p>
         </w:tc>
@@ -795,7 +668,131 @@
             <w:insideH w:val="single" w:color="auto" w:sz="4" w:space="0"/>
             <w:insideV w:val="single" w:color="auto" w:sz="4" w:space="0"/>
           </w:tblBorders>
-          <w:shd w:val="clear" w:color="auto" w:fill="FFFFFF"/>
+          <w:tblCellMar>
+            <w:top w:w="15" w:type="dxa"/>
+            <w:left w:w="15" w:type="dxa"/>
+            <w:bottom w:w="15" w:type="dxa"/>
+            <w:right w:w="15" w:type="dxa"/>
+          </w:tblCellMar>
+        </w:tblPrEx>
+        <w:tc>
+          <w:tcPr>
+            <w:tcW w:w="0" w:type="auto"/>
+            <w:tcBorders>
+              <w:tl2br w:val="nil"/>
+              <w:tr2bl w:val="nil"/>
+            </w:tcBorders>
+            <w:shd w:val="clear" w:color="auto" w:fill="FFFFFF"/>
+            <w:tcMar>
+              <w:top w:w="150" w:type="dxa"/>
+              <w:left w:w="0" w:type="dxa"/>
+              <w:bottom w:w="150" w:type="dxa"/>
+              <w:right w:w="240" w:type="dxa"/>
+            </w:tcMar>
+            <w:vAlign w:val="center"/>
+          </w:tcPr>
+          <w:p>
+            <w:pPr>
+              <w:keepNext w:val="0"/>
+              <w:keepLines w:val="0"/>
+              <w:widowControl/>
+              <w:suppressLineNumbers w:val="0"/>
+              <w:spacing w:line="375" w:lineRule="atLeast"/>
+              <w:jc w:val="left"/>
+              <w:rPr>
+                <w:rFonts w:hint="default" w:ascii="Segoe UI" w:hAnsi="Segoe UI" w:eastAsia="Segoe UI" w:cs="Segoe UI"/>
+                <w:i w:val="0"/>
+                <w:iCs w:val="0"/>
+                <w:caps w:val="0"/>
+                <w:color w:val="0F1115"/>
+                <w:spacing w:val="0"/>
+                <w:sz w:val="22"/>
+                <w:szCs w:val="22"/>
+              </w:rPr>
+            </w:pPr>
+            <w:r>
+              <w:rPr>
+                <w:rStyle w:val="7"/>
+                <w:rFonts w:hint="default" w:ascii="Segoe UI" w:hAnsi="Segoe UI" w:eastAsia="Segoe UI" w:cs="Segoe UI"/>
+                <w:b/>
+                <w:bCs/>
+                <w:i w:val="0"/>
+                <w:iCs w:val="0"/>
+                <w:caps w:val="0"/>
+                <w:color w:val="0F1115"/>
+                <w:spacing w:val="0"/>
+                <w:kern w:val="0"/>
+                <w:sz w:val="22"/>
+                <w:szCs w:val="22"/>
+                <w:lang w:val="en-US" w:eastAsia="zh-CN" w:bidi="ar"/>
+              </w:rPr>
+              <w:t>Submission Date</w:t>
+            </w:r>
+          </w:p>
+        </w:tc>
+        <w:tc>
+          <w:tcPr>
+            <w:tcW w:w="0" w:type="auto"/>
+            <w:tcBorders>
+              <w:tl2br w:val="nil"/>
+              <w:tr2bl w:val="nil"/>
+            </w:tcBorders>
+            <w:shd w:val="clear" w:color="auto" w:fill="FFFFFF"/>
+            <w:tcMar>
+              <w:top w:w="150" w:type="dxa"/>
+              <w:left w:w="240" w:type="dxa"/>
+              <w:bottom w:w="150" w:type="dxa"/>
+              <w:right w:w="0" w:type="dxa"/>
+            </w:tcMar>
+            <w:vAlign w:val="center"/>
+          </w:tcPr>
+          <w:p>
+            <w:pPr>
+              <w:keepNext w:val="0"/>
+              <w:keepLines w:val="0"/>
+              <w:widowControl/>
+              <w:suppressLineNumbers w:val="0"/>
+              <w:spacing w:line="375" w:lineRule="atLeast"/>
+              <w:jc w:val="left"/>
+              <w:rPr>
+                <w:rFonts w:hint="default" w:ascii="Segoe UI" w:hAnsi="Segoe UI" w:eastAsia="Segoe UI" w:cs="Segoe UI"/>
+                <w:i w:val="0"/>
+                <w:iCs w:val="0"/>
+                <w:caps w:val="0"/>
+                <w:color w:val="0F1115"/>
+                <w:spacing w:val="0"/>
+                <w:sz w:val="22"/>
+                <w:szCs w:val="22"/>
+              </w:rPr>
+            </w:pPr>
+            <w:r>
+              <w:rPr>
+                <w:rFonts w:hint="default" w:ascii="Segoe UI" w:hAnsi="Segoe UI" w:eastAsia="Segoe UI" w:cs="Segoe UI"/>
+                <w:i w:val="0"/>
+                <w:iCs w:val="0"/>
+                <w:caps w:val="0"/>
+                <w:color w:val="0F1115"/>
+                <w:spacing w:val="0"/>
+                <w:kern w:val="0"/>
+                <w:sz w:val="22"/>
+                <w:szCs w:val="22"/>
+                <w:lang w:val="en-US" w:eastAsia="zh-CN" w:bidi="ar"/>
+              </w:rPr>
+              <w:t>April 15, 2026</w:t>
+            </w:r>
+          </w:p>
+        </w:tc>
+      </w:tr>
+      <w:tr>
+        <w:tblPrEx>
+          <w:tblBorders>
+            <w:top w:val="single" w:color="auto" w:sz="4" w:space="0"/>
+            <w:left w:val="single" w:color="auto" w:sz="4" w:space="0"/>
+            <w:bottom w:val="single" w:color="auto" w:sz="4" w:space="0"/>
+            <w:right w:val="single" w:color="auto" w:sz="4" w:space="0"/>
+            <w:insideH w:val="single" w:color="auto" w:sz="4" w:space="0"/>
+            <w:insideV w:val="single" w:color="auto" w:sz="4" w:space="0"/>
+          </w:tblBorders>
           <w:tblCellMar>
             <w:top w:w="15" w:type="dxa"/>
             <w:left w:w="15" w:type="dxa"/>
@@ -972,8 +969,8 @@
         </w:tblCellMar>
       </w:tblPr>
       <w:tblGrid>
-        <w:gridCol w:w="611"/>
-        <w:gridCol w:w="8164"/>
+        <w:gridCol w:w="794"/>
+        <w:gridCol w:w="7981"/>
       </w:tblGrid>
       <w:tr>
         <w:tblPrEx>
@@ -1024,18 +1021,20 @@
                 <w:rFonts w:hint="default" w:ascii="Segoe UI" w:hAnsi="Segoe UI" w:eastAsia="Segoe UI" w:cs="Segoe UI"/>
                 <w:sz w:val="22"/>
                 <w:szCs w:val="22"/>
-              </w:rPr>
-            </w:pPr>
-            <w:r>
-              <w:rPr>
-                <w:rFonts w:hint="default" w:ascii="Segoe UI" w:hAnsi="Segoe UI" w:eastAsia="Segoe UI" w:cs="Segoe UI"/>
-                <w:kern w:val="0"/>
-                <w:sz w:val="22"/>
-                <w:szCs w:val="22"/>
-                <w:lang w:val="en-US" w:eastAsia="zh-CN" w:bidi="ar"/>
-              </w:rPr>
-              <w:t>#</w:t>
-            </w:r>
+                <w:lang w:val="en-US"/>
+              </w:rPr>
+            </w:pPr>
+            <w:r>
+              <w:rPr>
+                <w:rFonts w:hint="default" w:ascii="Segoe UI" w:hAnsi="Segoe UI" w:eastAsia="Segoe UI" w:cs="Segoe UI"/>
+                <w:sz w:val="22"/>
+                <w:szCs w:val="22"/>
+                <w:lang w:val="en-US"/>
+              </w:rPr>
+              <w:t>no</w:t>
+            </w:r>
+            <w:bookmarkStart w:id="0" w:name="_GoBack"/>
+            <w:bookmarkEnd w:id="0"/>
           </w:p>
         </w:tc>
         <w:tc>
@@ -1197,6 +1196,7 @@
             <w:insideH w:val="single" w:color="auto" w:sz="4" w:space="0"/>
             <w:insideV w:val="single" w:color="auto" w:sz="4" w:space="0"/>
           </w:tblBorders>
+          <w:shd w:val="clear" w:color="auto" w:fill="auto"/>
           <w:tblCellMar>
             <w:top w:w="15" w:type="dxa"/>
             <w:left w:w="15" w:type="dxa"/>
@@ -1299,6 +1299,7 @@
             <w:insideH w:val="single" w:color="auto" w:sz="4" w:space="0"/>
             <w:insideV w:val="single" w:color="auto" w:sz="4" w:space="0"/>
           </w:tblBorders>
+          <w:shd w:val="clear" w:color="auto" w:fill="auto"/>
           <w:tblCellMar>
             <w:top w:w="15" w:type="dxa"/>
             <w:left w:w="15" w:type="dxa"/>
@@ -1401,6 +1402,7 @@
             <w:insideH w:val="single" w:color="auto" w:sz="4" w:space="0"/>
             <w:insideV w:val="single" w:color="auto" w:sz="4" w:space="0"/>
           </w:tblBorders>
+          <w:shd w:val="clear" w:color="auto" w:fill="auto"/>
           <w:tblCellMar>
             <w:top w:w="15" w:type="dxa"/>
             <w:left w:w="15" w:type="dxa"/>
@@ -2281,12 +2283,6 @@
             <w:insideV w:val="single" w:color="auto" w:sz="4" w:space="0"/>
           </w:tblBorders>
           <w:shd w:val="clear" w:color="auto" w:fill="auto"/>
-          <w:tblCellMar>
-            <w:top w:w="15" w:type="dxa"/>
-            <w:left w:w="15" w:type="dxa"/>
-            <w:bottom w:w="15" w:type="dxa"/>
-            <w:right w:w="15" w:type="dxa"/>
-          </w:tblCellMar>
         </w:tblPrEx>
         <w:trPr>
           <w:tblHeader/>
@@ -2741,6 +2737,7 @@
             <w:insideH w:val="single" w:color="auto" w:sz="4" w:space="0"/>
             <w:insideV w:val="single" w:color="auto" w:sz="4" w:space="0"/>
           </w:tblBorders>
+          <w:shd w:val="clear" w:color="auto" w:fill="auto"/>
           <w:tblCellMar>
             <w:top w:w="15" w:type="dxa"/>
             <w:left w:w="15" w:type="dxa"/>
@@ -2955,234 +2952,6 @@
                 <w:lang w:val="en-US" w:eastAsia="zh-CN" w:bidi="ar"/>
               </w:rPr>
               <w:t>Shegiye</w:t>
-            </w:r>
-          </w:p>
-        </w:tc>
-      </w:tr>
-      <w:tr>
-        <w:tblPrEx>
-          <w:tblBorders>
-            <w:top w:val="single" w:color="auto" w:sz="4" w:space="0"/>
-            <w:left w:val="single" w:color="auto" w:sz="4" w:space="0"/>
-            <w:bottom w:val="single" w:color="auto" w:sz="4" w:space="0"/>
-            <w:right w:val="single" w:color="auto" w:sz="4" w:space="0"/>
-            <w:insideH w:val="single" w:color="auto" w:sz="4" w:space="0"/>
-            <w:insideV w:val="single" w:color="auto" w:sz="4" w:space="0"/>
-          </w:tblBorders>
-          <w:tblCellMar>
-            <w:top w:w="15" w:type="dxa"/>
-            <w:left w:w="15" w:type="dxa"/>
-            <w:bottom w:w="15" w:type="dxa"/>
-            <w:right w:w="15" w:type="dxa"/>
-          </w:tblCellMar>
-        </w:tblPrEx>
-        <w:tc>
-          <w:tcPr>
-            <w:tcW w:w="0" w:type="auto"/>
-            <w:tcBorders>
-              <w:tl2br w:val="nil"/>
-              <w:tr2bl w:val="nil"/>
-            </w:tcBorders>
-            <w:shd w:val="clear" w:color="auto" w:fill="auto"/>
-            <w:tcMar>
-              <w:top w:w="150" w:type="dxa"/>
-              <w:left w:w="0" w:type="dxa"/>
-              <w:bottom w:w="150" w:type="dxa"/>
-              <w:right w:w="240" w:type="dxa"/>
-            </w:tcMar>
-            <w:vAlign w:val="center"/>
-          </w:tcPr>
-          <w:p>
-            <w:pPr>
-              <w:keepNext w:val="0"/>
-              <w:keepLines w:val="0"/>
-              <w:widowControl/>
-              <w:suppressLineNumbers w:val="0"/>
-              <w:spacing w:line="375" w:lineRule="atLeast"/>
-              <w:jc w:val="left"/>
-              <w:rPr>
-                <w:rFonts w:hint="default" w:ascii="Segoe UI" w:hAnsi="Segoe UI" w:eastAsia="Segoe UI" w:cs="Segoe UI"/>
-                <w:sz w:val="22"/>
-                <w:szCs w:val="22"/>
-              </w:rPr>
-            </w:pPr>
-            <w:r>
-              <w:rPr>
-                <w:rFonts w:hint="default" w:ascii="Segoe UI" w:hAnsi="Segoe UI" w:eastAsia="Segoe UI" w:cs="Segoe UI"/>
-                <w:kern w:val="0"/>
-                <w:sz w:val="22"/>
-                <w:szCs w:val="22"/>
-                <w:lang w:val="en-US" w:eastAsia="zh-CN" w:bidi="ar"/>
-              </w:rPr>
-              <w:t>Create WBS</w:t>
-            </w:r>
-          </w:p>
-        </w:tc>
-        <w:tc>
-          <w:tcPr>
-            <w:tcW w:w="0" w:type="auto"/>
-            <w:tcBorders>
-              <w:tl2br w:val="nil"/>
-              <w:tr2bl w:val="nil"/>
-            </w:tcBorders>
-            <w:shd w:val="clear" w:color="auto" w:fill="auto"/>
-            <w:tcMar>
-              <w:top w:w="150" w:type="dxa"/>
-              <w:left w:w="240" w:type="dxa"/>
-              <w:bottom w:w="150" w:type="dxa"/>
-              <w:right w:w="240" w:type="dxa"/>
-            </w:tcMar>
-            <w:vAlign w:val="center"/>
-          </w:tcPr>
-          <w:p>
-            <w:pPr>
-              <w:keepNext w:val="0"/>
-              <w:keepLines w:val="0"/>
-              <w:widowControl/>
-              <w:suppressLineNumbers w:val="0"/>
-              <w:spacing w:line="375" w:lineRule="atLeast"/>
-              <w:jc w:val="left"/>
-              <w:rPr>
-                <w:rFonts w:hint="default" w:ascii="Segoe UI" w:hAnsi="Segoe UI" w:eastAsia="Segoe UI" w:cs="Segoe UI"/>
-                <w:sz w:val="22"/>
-                <w:szCs w:val="22"/>
-              </w:rPr>
-            </w:pPr>
-            <w:r>
-              <w:rPr>
-                <w:rFonts w:hint="default" w:ascii="Segoe UI" w:hAnsi="Segoe UI" w:eastAsia="Segoe UI" w:cs="Segoe UI"/>
-                <w:kern w:val="0"/>
-                <w:sz w:val="22"/>
-                <w:szCs w:val="22"/>
-                <w:lang w:val="en-US" w:eastAsia="zh-CN" w:bidi="ar"/>
-              </w:rPr>
-              <w:t>April 10</w:t>
-            </w:r>
-          </w:p>
-        </w:tc>
-        <w:tc>
-          <w:tcPr>
-            <w:tcW w:w="0" w:type="auto"/>
-            <w:tcBorders>
-              <w:tl2br w:val="nil"/>
-              <w:tr2bl w:val="nil"/>
-            </w:tcBorders>
-            <w:shd w:val="clear" w:color="auto" w:fill="auto"/>
-            <w:tcMar>
-              <w:top w:w="150" w:type="dxa"/>
-              <w:left w:w="240" w:type="dxa"/>
-              <w:bottom w:w="150" w:type="dxa"/>
-              <w:right w:w="240" w:type="dxa"/>
-            </w:tcMar>
-            <w:vAlign w:val="center"/>
-          </w:tcPr>
-          <w:p>
-            <w:pPr>
-              <w:keepNext w:val="0"/>
-              <w:keepLines w:val="0"/>
-              <w:widowControl/>
-              <w:suppressLineNumbers w:val="0"/>
-              <w:spacing w:line="375" w:lineRule="atLeast"/>
-              <w:jc w:val="left"/>
-              <w:rPr>
-                <w:rFonts w:hint="default" w:ascii="Segoe UI" w:hAnsi="Segoe UI" w:eastAsia="Segoe UI" w:cs="Segoe UI"/>
-                <w:sz w:val="22"/>
-                <w:szCs w:val="22"/>
-              </w:rPr>
-            </w:pPr>
-            <w:r>
-              <w:rPr>
-                <w:rFonts w:hint="default" w:ascii="Segoe UI" w:hAnsi="Segoe UI" w:eastAsia="Segoe UI" w:cs="Segoe UI"/>
-                <w:kern w:val="0"/>
-                <w:sz w:val="22"/>
-                <w:szCs w:val="22"/>
-                <w:lang w:val="en-US" w:eastAsia="zh-CN" w:bidi="ar"/>
-              </w:rPr>
-              <w:t>April 11</w:t>
-            </w:r>
-          </w:p>
-        </w:tc>
-        <w:tc>
-          <w:tcPr>
-            <w:tcW w:w="0" w:type="auto"/>
-            <w:tcBorders>
-              <w:tl2br w:val="nil"/>
-              <w:tr2bl w:val="nil"/>
-            </w:tcBorders>
-            <w:shd w:val="clear" w:color="auto" w:fill="auto"/>
-            <w:tcMar>
-              <w:top w:w="150" w:type="dxa"/>
-              <w:left w:w="240" w:type="dxa"/>
-              <w:bottom w:w="150" w:type="dxa"/>
-              <w:right w:w="240" w:type="dxa"/>
-            </w:tcMar>
-            <w:vAlign w:val="center"/>
-          </w:tcPr>
-          <w:p>
-            <w:pPr>
-              <w:keepNext w:val="0"/>
-              <w:keepLines w:val="0"/>
-              <w:widowControl/>
-              <w:suppressLineNumbers w:val="0"/>
-              <w:spacing w:line="375" w:lineRule="atLeast"/>
-              <w:jc w:val="left"/>
-              <w:rPr>
-                <w:rFonts w:hint="default" w:ascii="Segoe UI" w:hAnsi="Segoe UI" w:eastAsia="Segoe UI" w:cs="Segoe UI"/>
-                <w:sz w:val="22"/>
-                <w:szCs w:val="22"/>
-              </w:rPr>
-            </w:pPr>
-            <w:r>
-              <w:rPr>
-                <w:rFonts w:hint="default" w:ascii="Segoe UI" w:hAnsi="Segoe UI" w:eastAsia="Segoe UI" w:cs="Segoe UI"/>
-                <w:kern w:val="0"/>
-                <w:sz w:val="22"/>
-                <w:szCs w:val="22"/>
-                <w:lang w:val="en-US" w:eastAsia="zh-CN" w:bidi="ar"/>
-              </w:rPr>
-              <w:t>2 days</w:t>
-            </w:r>
-          </w:p>
-        </w:tc>
-        <w:tc>
-          <w:tcPr>
-            <w:tcW w:w="0" w:type="auto"/>
-            <w:tcBorders>
-              <w:tl2br w:val="nil"/>
-              <w:tr2bl w:val="nil"/>
-            </w:tcBorders>
-            <w:shd w:val="clear" w:color="auto" w:fill="auto"/>
-            <w:tcMar>
-              <w:top w:w="150" w:type="dxa"/>
-              <w:left w:w="240" w:type="dxa"/>
-              <w:bottom w:w="150" w:type="dxa"/>
-              <w:right w:w="0" w:type="dxa"/>
-            </w:tcMar>
-            <w:vAlign w:val="center"/>
-          </w:tcPr>
-          <w:p>
-            <w:pPr>
-              <w:keepNext w:val="0"/>
-              <w:keepLines w:val="0"/>
-              <w:widowControl/>
-              <w:suppressLineNumbers w:val="0"/>
-              <w:spacing w:line="375" w:lineRule="atLeast"/>
-              <w:jc w:val="left"/>
-              <w:rPr>
-                <w:rFonts w:hint="default" w:ascii="Segoe UI" w:hAnsi="Segoe UI" w:eastAsia="Segoe UI" w:cs="Segoe UI"/>
-                <w:sz w:val="22"/>
-                <w:szCs w:val="22"/>
-              </w:rPr>
-            </w:pPr>
-            <w:r>
-              <w:rPr>
-                <w:rFonts w:hint="default" w:ascii="Segoe UI" w:hAnsi="Segoe UI" w:eastAsia="Segoe UI" w:cs="Segoe UI"/>
-                <w:kern w:val="0"/>
-                <w:sz w:val="22"/>
-                <w:szCs w:val="22"/>
-                <w:lang w:val="en-US" w:eastAsia="zh-CN" w:bidi="ar"/>
-              </w:rPr>
-              <w:t>Hailemaryam</w:t>
             </w:r>
           </w:p>
         </w:tc>
@@ -3243,91 +3012,91 @@
                 <w:szCs w:val="22"/>
                 <w:lang w:val="en-US" w:eastAsia="zh-CN" w:bidi="ar"/>
               </w:rPr>
-              <w:t>Prepare risk analysis</w:t>
-            </w:r>
-          </w:p>
-        </w:tc>
-        <w:tc>
-          <w:tcPr>
-            <w:tcW w:w="0" w:type="auto"/>
-            <w:tcBorders>
-              <w:tl2br w:val="nil"/>
-              <w:tr2bl w:val="nil"/>
-            </w:tcBorders>
-            <w:shd w:val="clear" w:color="auto" w:fill="auto"/>
-            <w:tcMar>
-              <w:top w:w="150" w:type="dxa"/>
-              <w:left w:w="240" w:type="dxa"/>
-              <w:bottom w:w="150" w:type="dxa"/>
-              <w:right w:w="240" w:type="dxa"/>
-            </w:tcMar>
-            <w:vAlign w:val="center"/>
-          </w:tcPr>
-          <w:p>
-            <w:pPr>
-              <w:keepNext w:val="0"/>
-              <w:keepLines w:val="0"/>
-              <w:widowControl/>
-              <w:suppressLineNumbers w:val="0"/>
-              <w:spacing w:line="375" w:lineRule="atLeast"/>
-              <w:jc w:val="left"/>
-              <w:rPr>
-                <w:rFonts w:hint="default" w:ascii="Segoe UI" w:hAnsi="Segoe UI" w:eastAsia="Segoe UI" w:cs="Segoe UI"/>
-                <w:sz w:val="22"/>
-                <w:szCs w:val="22"/>
-              </w:rPr>
-            </w:pPr>
-            <w:r>
-              <w:rPr>
-                <w:rFonts w:hint="default" w:ascii="Segoe UI" w:hAnsi="Segoe UI" w:eastAsia="Segoe UI" w:cs="Segoe UI"/>
-                <w:kern w:val="0"/>
-                <w:sz w:val="22"/>
-                <w:szCs w:val="22"/>
-                <w:lang w:val="en-US" w:eastAsia="zh-CN" w:bidi="ar"/>
-              </w:rPr>
-              <w:t>April 12</w:t>
-            </w:r>
-          </w:p>
-        </w:tc>
-        <w:tc>
-          <w:tcPr>
-            <w:tcW w:w="0" w:type="auto"/>
-            <w:tcBorders>
-              <w:tl2br w:val="nil"/>
-              <w:tr2bl w:val="nil"/>
-            </w:tcBorders>
-            <w:shd w:val="clear" w:color="auto" w:fill="auto"/>
-            <w:tcMar>
-              <w:top w:w="150" w:type="dxa"/>
-              <w:left w:w="240" w:type="dxa"/>
-              <w:bottom w:w="150" w:type="dxa"/>
-              <w:right w:w="240" w:type="dxa"/>
-            </w:tcMar>
-            <w:vAlign w:val="center"/>
-          </w:tcPr>
-          <w:p>
-            <w:pPr>
-              <w:keepNext w:val="0"/>
-              <w:keepLines w:val="0"/>
-              <w:widowControl/>
-              <w:suppressLineNumbers w:val="0"/>
-              <w:spacing w:line="375" w:lineRule="atLeast"/>
-              <w:jc w:val="left"/>
-              <w:rPr>
-                <w:rFonts w:hint="default" w:ascii="Segoe UI" w:hAnsi="Segoe UI" w:eastAsia="Segoe UI" w:cs="Segoe UI"/>
-                <w:sz w:val="22"/>
-                <w:szCs w:val="22"/>
-              </w:rPr>
-            </w:pPr>
-            <w:r>
-              <w:rPr>
-                <w:rFonts w:hint="default" w:ascii="Segoe UI" w:hAnsi="Segoe UI" w:eastAsia="Segoe UI" w:cs="Segoe UI"/>
-                <w:kern w:val="0"/>
-                <w:sz w:val="22"/>
-                <w:szCs w:val="22"/>
-                <w:lang w:val="en-US" w:eastAsia="zh-CN" w:bidi="ar"/>
-              </w:rPr>
-              <w:t>April 13</w:t>
+              <w:t>Create WBS</w:t>
+            </w:r>
+          </w:p>
+        </w:tc>
+        <w:tc>
+          <w:tcPr>
+            <w:tcW w:w="0" w:type="auto"/>
+            <w:tcBorders>
+              <w:tl2br w:val="nil"/>
+              <w:tr2bl w:val="nil"/>
+            </w:tcBorders>
+            <w:shd w:val="clear" w:color="auto" w:fill="auto"/>
+            <w:tcMar>
+              <w:top w:w="150" w:type="dxa"/>
+              <w:left w:w="240" w:type="dxa"/>
+              <w:bottom w:w="150" w:type="dxa"/>
+              <w:right w:w="240" w:type="dxa"/>
+            </w:tcMar>
+            <w:vAlign w:val="center"/>
+          </w:tcPr>
+          <w:p>
+            <w:pPr>
+              <w:keepNext w:val="0"/>
+              <w:keepLines w:val="0"/>
+              <w:widowControl/>
+              <w:suppressLineNumbers w:val="0"/>
+              <w:spacing w:line="375" w:lineRule="atLeast"/>
+              <w:jc w:val="left"/>
+              <w:rPr>
+                <w:rFonts w:hint="default" w:ascii="Segoe UI" w:hAnsi="Segoe UI" w:eastAsia="Segoe UI" w:cs="Segoe UI"/>
+                <w:sz w:val="22"/>
+                <w:szCs w:val="22"/>
+              </w:rPr>
+            </w:pPr>
+            <w:r>
+              <w:rPr>
+                <w:rFonts w:hint="default" w:ascii="Segoe UI" w:hAnsi="Segoe UI" w:eastAsia="Segoe UI" w:cs="Segoe UI"/>
+                <w:kern w:val="0"/>
+                <w:sz w:val="22"/>
+                <w:szCs w:val="22"/>
+                <w:lang w:val="en-US" w:eastAsia="zh-CN" w:bidi="ar"/>
+              </w:rPr>
+              <w:t>April 10</w:t>
+            </w:r>
+          </w:p>
+        </w:tc>
+        <w:tc>
+          <w:tcPr>
+            <w:tcW w:w="0" w:type="auto"/>
+            <w:tcBorders>
+              <w:tl2br w:val="nil"/>
+              <w:tr2bl w:val="nil"/>
+            </w:tcBorders>
+            <w:shd w:val="clear" w:color="auto" w:fill="auto"/>
+            <w:tcMar>
+              <w:top w:w="150" w:type="dxa"/>
+              <w:left w:w="240" w:type="dxa"/>
+              <w:bottom w:w="150" w:type="dxa"/>
+              <w:right w:w="240" w:type="dxa"/>
+            </w:tcMar>
+            <w:vAlign w:val="center"/>
+          </w:tcPr>
+          <w:p>
+            <w:pPr>
+              <w:keepNext w:val="0"/>
+              <w:keepLines w:val="0"/>
+              <w:widowControl/>
+              <w:suppressLineNumbers w:val="0"/>
+              <w:spacing w:line="375" w:lineRule="atLeast"/>
+              <w:jc w:val="left"/>
+              <w:rPr>
+                <w:rFonts w:hint="default" w:ascii="Segoe UI" w:hAnsi="Segoe UI" w:eastAsia="Segoe UI" w:cs="Segoe UI"/>
+                <w:sz w:val="22"/>
+                <w:szCs w:val="22"/>
+              </w:rPr>
+            </w:pPr>
+            <w:r>
+              <w:rPr>
+                <w:rFonts w:hint="default" w:ascii="Segoe UI" w:hAnsi="Segoe UI" w:eastAsia="Segoe UI" w:cs="Segoe UI"/>
+                <w:kern w:val="0"/>
+                <w:sz w:val="22"/>
+                <w:szCs w:val="22"/>
+                <w:lang w:val="en-US" w:eastAsia="zh-CN" w:bidi="ar"/>
+              </w:rPr>
+              <w:t>April 11</w:t>
             </w:r>
           </w:p>
         </w:tc>
@@ -3411,7 +3180,7 @@
                 <w:szCs w:val="22"/>
                 <w:lang w:val="en-US" w:eastAsia="zh-CN" w:bidi="ar"/>
               </w:rPr>
-              <w:t>Shegiye</w:t>
+              <w:t>Hailemaryam</w:t>
             </w:r>
           </w:p>
         </w:tc>
@@ -3472,7 +3241,7 @@
                 <w:szCs w:val="22"/>
                 <w:lang w:val="en-US" w:eastAsia="zh-CN" w:bidi="ar"/>
               </w:rPr>
-              <w:t>Create project schedule</w:t>
+              <w:t>Prepare risk analysis</w:t>
             </w:r>
           </w:p>
         </w:tc>
@@ -3640,7 +3409,7 @@
                 <w:szCs w:val="22"/>
                 <w:lang w:val="en-US" w:eastAsia="zh-CN" w:bidi="ar"/>
               </w:rPr>
-              <w:t>Hailemaryam</w:t>
+              <w:t>Shegiye</w:t>
             </w:r>
           </w:p>
         </w:tc>
@@ -3701,361 +3470,133 @@
                 <w:szCs w:val="22"/>
                 <w:lang w:val="en-US" w:eastAsia="zh-CN" w:bidi="ar"/>
               </w:rPr>
-              <w:t>Gather requirements</w:t>
-            </w:r>
-          </w:p>
-        </w:tc>
-        <w:tc>
-          <w:tcPr>
-            <w:tcW w:w="0" w:type="auto"/>
-            <w:tcBorders>
-              <w:tl2br w:val="nil"/>
-              <w:tr2bl w:val="nil"/>
-            </w:tcBorders>
-            <w:shd w:val="clear" w:color="auto" w:fill="auto"/>
-            <w:tcMar>
-              <w:top w:w="150" w:type="dxa"/>
-              <w:left w:w="240" w:type="dxa"/>
-              <w:bottom w:w="150" w:type="dxa"/>
-              <w:right w:w="240" w:type="dxa"/>
-            </w:tcMar>
-            <w:vAlign w:val="center"/>
-          </w:tcPr>
-          <w:p>
-            <w:pPr>
-              <w:keepNext w:val="0"/>
-              <w:keepLines w:val="0"/>
-              <w:widowControl/>
-              <w:suppressLineNumbers w:val="0"/>
-              <w:spacing w:line="375" w:lineRule="atLeast"/>
-              <w:jc w:val="left"/>
-              <w:rPr>
-                <w:rFonts w:hint="default" w:ascii="Segoe UI" w:hAnsi="Segoe UI" w:eastAsia="Segoe UI" w:cs="Segoe UI"/>
-                <w:sz w:val="22"/>
-                <w:szCs w:val="22"/>
-              </w:rPr>
-            </w:pPr>
-            <w:r>
-              <w:rPr>
-                <w:rFonts w:hint="default" w:ascii="Segoe UI" w:hAnsi="Segoe UI" w:eastAsia="Segoe UI" w:cs="Segoe UI"/>
-                <w:kern w:val="0"/>
-                <w:sz w:val="22"/>
-                <w:szCs w:val="22"/>
-                <w:lang w:val="en-US" w:eastAsia="zh-CN" w:bidi="ar"/>
-              </w:rPr>
-              <w:t>April 14</w:t>
-            </w:r>
-          </w:p>
-        </w:tc>
-        <w:tc>
-          <w:tcPr>
-            <w:tcW w:w="0" w:type="auto"/>
-            <w:tcBorders>
-              <w:tl2br w:val="nil"/>
-              <w:tr2bl w:val="nil"/>
-            </w:tcBorders>
-            <w:shd w:val="clear" w:color="auto" w:fill="auto"/>
-            <w:tcMar>
-              <w:top w:w="150" w:type="dxa"/>
-              <w:left w:w="240" w:type="dxa"/>
-              <w:bottom w:w="150" w:type="dxa"/>
-              <w:right w:w="240" w:type="dxa"/>
-            </w:tcMar>
-            <w:vAlign w:val="center"/>
-          </w:tcPr>
-          <w:p>
-            <w:pPr>
-              <w:keepNext w:val="0"/>
-              <w:keepLines w:val="0"/>
-              <w:widowControl/>
-              <w:suppressLineNumbers w:val="0"/>
-              <w:spacing w:line="375" w:lineRule="atLeast"/>
-              <w:jc w:val="left"/>
-              <w:rPr>
-                <w:rFonts w:hint="default" w:ascii="Segoe UI" w:hAnsi="Segoe UI" w:eastAsia="Segoe UI" w:cs="Segoe UI"/>
-                <w:sz w:val="22"/>
-                <w:szCs w:val="22"/>
-              </w:rPr>
-            </w:pPr>
-            <w:r>
-              <w:rPr>
-                <w:rFonts w:hint="default" w:ascii="Segoe UI" w:hAnsi="Segoe UI" w:eastAsia="Segoe UI" w:cs="Segoe UI"/>
-                <w:kern w:val="0"/>
-                <w:sz w:val="22"/>
-                <w:szCs w:val="22"/>
-                <w:lang w:val="en-US" w:eastAsia="zh-CN" w:bidi="ar"/>
-              </w:rPr>
-              <w:t>April 16</w:t>
-            </w:r>
-          </w:p>
-        </w:tc>
-        <w:tc>
-          <w:tcPr>
-            <w:tcW w:w="0" w:type="auto"/>
-            <w:tcBorders>
-              <w:tl2br w:val="nil"/>
-              <w:tr2bl w:val="nil"/>
-            </w:tcBorders>
-            <w:shd w:val="clear" w:color="auto" w:fill="auto"/>
-            <w:tcMar>
-              <w:top w:w="150" w:type="dxa"/>
-              <w:left w:w="240" w:type="dxa"/>
-              <w:bottom w:w="150" w:type="dxa"/>
-              <w:right w:w="240" w:type="dxa"/>
-            </w:tcMar>
-            <w:vAlign w:val="center"/>
-          </w:tcPr>
-          <w:p>
-            <w:pPr>
-              <w:keepNext w:val="0"/>
-              <w:keepLines w:val="0"/>
-              <w:widowControl/>
-              <w:suppressLineNumbers w:val="0"/>
-              <w:spacing w:line="375" w:lineRule="atLeast"/>
-              <w:jc w:val="left"/>
-              <w:rPr>
-                <w:rFonts w:hint="default" w:ascii="Segoe UI" w:hAnsi="Segoe UI" w:eastAsia="Segoe UI" w:cs="Segoe UI"/>
-                <w:sz w:val="22"/>
-                <w:szCs w:val="22"/>
-              </w:rPr>
-            </w:pPr>
-            <w:r>
-              <w:rPr>
-                <w:rFonts w:hint="default" w:ascii="Segoe UI" w:hAnsi="Segoe UI" w:eastAsia="Segoe UI" w:cs="Segoe UI"/>
-                <w:kern w:val="0"/>
-                <w:sz w:val="22"/>
-                <w:szCs w:val="22"/>
-                <w:lang w:val="en-US" w:eastAsia="zh-CN" w:bidi="ar"/>
-              </w:rPr>
-              <w:t>3 days</w:t>
-            </w:r>
-          </w:p>
-        </w:tc>
-        <w:tc>
-          <w:tcPr>
-            <w:tcW w:w="0" w:type="auto"/>
-            <w:tcBorders>
-              <w:tl2br w:val="nil"/>
-              <w:tr2bl w:val="nil"/>
-            </w:tcBorders>
-            <w:shd w:val="clear" w:color="auto" w:fill="auto"/>
-            <w:tcMar>
-              <w:top w:w="150" w:type="dxa"/>
-              <w:left w:w="240" w:type="dxa"/>
-              <w:bottom w:w="150" w:type="dxa"/>
-              <w:right w:w="0" w:type="dxa"/>
-            </w:tcMar>
-            <w:vAlign w:val="center"/>
-          </w:tcPr>
-          <w:p>
-            <w:pPr>
-              <w:keepNext w:val="0"/>
-              <w:keepLines w:val="0"/>
-              <w:widowControl/>
-              <w:suppressLineNumbers w:val="0"/>
-              <w:spacing w:line="375" w:lineRule="atLeast"/>
-              <w:jc w:val="left"/>
-              <w:rPr>
-                <w:rFonts w:hint="default" w:ascii="Segoe UI" w:hAnsi="Segoe UI" w:eastAsia="Segoe UI" w:cs="Segoe UI"/>
-                <w:sz w:val="22"/>
-                <w:szCs w:val="22"/>
-              </w:rPr>
-            </w:pPr>
-            <w:r>
-              <w:rPr>
-                <w:rFonts w:hint="default" w:ascii="Segoe UI" w:hAnsi="Segoe UI" w:eastAsia="Segoe UI" w:cs="Segoe UI"/>
-                <w:kern w:val="0"/>
-                <w:sz w:val="22"/>
-                <w:szCs w:val="22"/>
-                <w:lang w:val="en-US" w:eastAsia="zh-CN" w:bidi="ar"/>
-              </w:rPr>
-              <w:t>Both</w:t>
-            </w:r>
-          </w:p>
-        </w:tc>
-      </w:tr>
-      <w:tr>
-        <w:tblPrEx>
-          <w:tblBorders>
-            <w:top w:val="single" w:color="auto" w:sz="4" w:space="0"/>
-            <w:left w:val="single" w:color="auto" w:sz="4" w:space="0"/>
-            <w:bottom w:val="single" w:color="auto" w:sz="4" w:space="0"/>
-            <w:right w:val="single" w:color="auto" w:sz="4" w:space="0"/>
-            <w:insideH w:val="single" w:color="auto" w:sz="4" w:space="0"/>
-            <w:insideV w:val="single" w:color="auto" w:sz="4" w:space="0"/>
-          </w:tblBorders>
-          <w:tblCellMar>
-            <w:top w:w="15" w:type="dxa"/>
-            <w:left w:w="15" w:type="dxa"/>
-            <w:bottom w:w="15" w:type="dxa"/>
-            <w:right w:w="15" w:type="dxa"/>
-          </w:tblCellMar>
-        </w:tblPrEx>
-        <w:tc>
-          <w:tcPr>
-            <w:tcW w:w="0" w:type="auto"/>
-            <w:tcBorders>
-              <w:tl2br w:val="nil"/>
-              <w:tr2bl w:val="nil"/>
-            </w:tcBorders>
-            <w:shd w:val="clear" w:color="auto" w:fill="auto"/>
-            <w:tcMar>
-              <w:top w:w="150" w:type="dxa"/>
-              <w:left w:w="0" w:type="dxa"/>
-              <w:bottom w:w="150" w:type="dxa"/>
-              <w:right w:w="240" w:type="dxa"/>
-            </w:tcMar>
-            <w:vAlign w:val="center"/>
-          </w:tcPr>
-          <w:p>
-            <w:pPr>
-              <w:keepNext w:val="0"/>
-              <w:keepLines w:val="0"/>
-              <w:widowControl/>
-              <w:suppressLineNumbers w:val="0"/>
-              <w:spacing w:line="375" w:lineRule="atLeast"/>
-              <w:jc w:val="left"/>
-              <w:rPr>
-                <w:rFonts w:hint="default" w:ascii="Segoe UI" w:hAnsi="Segoe UI" w:eastAsia="Segoe UI" w:cs="Segoe UI"/>
-                <w:sz w:val="22"/>
-                <w:szCs w:val="22"/>
-              </w:rPr>
-            </w:pPr>
-            <w:r>
-              <w:rPr>
-                <w:rFonts w:hint="default" w:ascii="Segoe UI" w:hAnsi="Segoe UI" w:eastAsia="Segoe UI" w:cs="Segoe UI"/>
-                <w:kern w:val="0"/>
-                <w:sz w:val="22"/>
-                <w:szCs w:val="22"/>
-                <w:lang w:val="en-US" w:eastAsia="zh-CN" w:bidi="ar"/>
-              </w:rPr>
-              <w:t>Design database</w:t>
-            </w:r>
-          </w:p>
-        </w:tc>
-        <w:tc>
-          <w:tcPr>
-            <w:tcW w:w="0" w:type="auto"/>
-            <w:tcBorders>
-              <w:tl2br w:val="nil"/>
-              <w:tr2bl w:val="nil"/>
-            </w:tcBorders>
-            <w:shd w:val="clear" w:color="auto" w:fill="auto"/>
-            <w:tcMar>
-              <w:top w:w="150" w:type="dxa"/>
-              <w:left w:w="240" w:type="dxa"/>
-              <w:bottom w:w="150" w:type="dxa"/>
-              <w:right w:w="240" w:type="dxa"/>
-            </w:tcMar>
-            <w:vAlign w:val="center"/>
-          </w:tcPr>
-          <w:p>
-            <w:pPr>
-              <w:keepNext w:val="0"/>
-              <w:keepLines w:val="0"/>
-              <w:widowControl/>
-              <w:suppressLineNumbers w:val="0"/>
-              <w:spacing w:line="375" w:lineRule="atLeast"/>
-              <w:jc w:val="left"/>
-              <w:rPr>
-                <w:rFonts w:hint="default" w:ascii="Segoe UI" w:hAnsi="Segoe UI" w:eastAsia="Segoe UI" w:cs="Segoe UI"/>
-                <w:sz w:val="22"/>
-                <w:szCs w:val="22"/>
-              </w:rPr>
-            </w:pPr>
-            <w:r>
-              <w:rPr>
-                <w:rFonts w:hint="default" w:ascii="Segoe UI" w:hAnsi="Segoe UI" w:eastAsia="Segoe UI" w:cs="Segoe UI"/>
-                <w:kern w:val="0"/>
-                <w:sz w:val="22"/>
-                <w:szCs w:val="22"/>
-                <w:lang w:val="en-US" w:eastAsia="zh-CN" w:bidi="ar"/>
-              </w:rPr>
-              <w:t>April 17</w:t>
-            </w:r>
-          </w:p>
-        </w:tc>
-        <w:tc>
-          <w:tcPr>
-            <w:tcW w:w="0" w:type="auto"/>
-            <w:tcBorders>
-              <w:tl2br w:val="nil"/>
-              <w:tr2bl w:val="nil"/>
-            </w:tcBorders>
-            <w:shd w:val="clear" w:color="auto" w:fill="auto"/>
-            <w:tcMar>
-              <w:top w:w="150" w:type="dxa"/>
-              <w:left w:w="240" w:type="dxa"/>
-              <w:bottom w:w="150" w:type="dxa"/>
-              <w:right w:w="240" w:type="dxa"/>
-            </w:tcMar>
-            <w:vAlign w:val="center"/>
-          </w:tcPr>
-          <w:p>
-            <w:pPr>
-              <w:keepNext w:val="0"/>
-              <w:keepLines w:val="0"/>
-              <w:widowControl/>
-              <w:suppressLineNumbers w:val="0"/>
-              <w:spacing w:line="375" w:lineRule="atLeast"/>
-              <w:jc w:val="left"/>
-              <w:rPr>
-                <w:rFonts w:hint="default" w:ascii="Segoe UI" w:hAnsi="Segoe UI" w:eastAsia="Segoe UI" w:cs="Segoe UI"/>
-                <w:sz w:val="22"/>
-                <w:szCs w:val="22"/>
-              </w:rPr>
-            </w:pPr>
-            <w:r>
-              <w:rPr>
-                <w:rFonts w:hint="default" w:ascii="Segoe UI" w:hAnsi="Segoe UI" w:eastAsia="Segoe UI" w:cs="Segoe UI"/>
-                <w:kern w:val="0"/>
-                <w:sz w:val="22"/>
-                <w:szCs w:val="22"/>
-                <w:lang w:val="en-US" w:eastAsia="zh-CN" w:bidi="ar"/>
-              </w:rPr>
-              <w:t>April 19</w:t>
-            </w:r>
-          </w:p>
-        </w:tc>
-        <w:tc>
-          <w:tcPr>
-            <w:tcW w:w="0" w:type="auto"/>
-            <w:tcBorders>
-              <w:tl2br w:val="nil"/>
-              <w:tr2bl w:val="nil"/>
-            </w:tcBorders>
-            <w:shd w:val="clear" w:color="auto" w:fill="auto"/>
-            <w:tcMar>
-              <w:top w:w="150" w:type="dxa"/>
-              <w:left w:w="240" w:type="dxa"/>
-              <w:bottom w:w="150" w:type="dxa"/>
-              <w:right w:w="240" w:type="dxa"/>
-            </w:tcMar>
-            <w:vAlign w:val="center"/>
-          </w:tcPr>
-          <w:p>
-            <w:pPr>
-              <w:keepNext w:val="0"/>
-              <w:keepLines w:val="0"/>
-              <w:widowControl/>
-              <w:suppressLineNumbers w:val="0"/>
-              <w:spacing w:line="375" w:lineRule="atLeast"/>
-              <w:jc w:val="left"/>
-              <w:rPr>
-                <w:rFonts w:hint="default" w:ascii="Segoe UI" w:hAnsi="Segoe UI" w:eastAsia="Segoe UI" w:cs="Segoe UI"/>
-                <w:sz w:val="22"/>
-                <w:szCs w:val="22"/>
-              </w:rPr>
-            </w:pPr>
-            <w:r>
-              <w:rPr>
-                <w:rFonts w:hint="default" w:ascii="Segoe UI" w:hAnsi="Segoe UI" w:eastAsia="Segoe UI" w:cs="Segoe UI"/>
-                <w:kern w:val="0"/>
-                <w:sz w:val="22"/>
-                <w:szCs w:val="22"/>
-                <w:lang w:val="en-US" w:eastAsia="zh-CN" w:bidi="ar"/>
-              </w:rPr>
-              <w:t>3 days</w:t>
+              <w:t>Create project schedule</w:t>
+            </w:r>
+          </w:p>
+        </w:tc>
+        <w:tc>
+          <w:tcPr>
+            <w:tcW w:w="0" w:type="auto"/>
+            <w:tcBorders>
+              <w:tl2br w:val="nil"/>
+              <w:tr2bl w:val="nil"/>
+            </w:tcBorders>
+            <w:shd w:val="clear" w:color="auto" w:fill="auto"/>
+            <w:tcMar>
+              <w:top w:w="150" w:type="dxa"/>
+              <w:left w:w="240" w:type="dxa"/>
+              <w:bottom w:w="150" w:type="dxa"/>
+              <w:right w:w="240" w:type="dxa"/>
+            </w:tcMar>
+            <w:vAlign w:val="center"/>
+          </w:tcPr>
+          <w:p>
+            <w:pPr>
+              <w:keepNext w:val="0"/>
+              <w:keepLines w:val="0"/>
+              <w:widowControl/>
+              <w:suppressLineNumbers w:val="0"/>
+              <w:spacing w:line="375" w:lineRule="atLeast"/>
+              <w:jc w:val="left"/>
+              <w:rPr>
+                <w:rFonts w:hint="default" w:ascii="Segoe UI" w:hAnsi="Segoe UI" w:eastAsia="Segoe UI" w:cs="Segoe UI"/>
+                <w:sz w:val="22"/>
+                <w:szCs w:val="22"/>
+              </w:rPr>
+            </w:pPr>
+            <w:r>
+              <w:rPr>
+                <w:rFonts w:hint="default" w:ascii="Segoe UI" w:hAnsi="Segoe UI" w:eastAsia="Segoe UI" w:cs="Segoe UI"/>
+                <w:kern w:val="0"/>
+                <w:sz w:val="22"/>
+                <w:szCs w:val="22"/>
+                <w:lang w:val="en-US" w:eastAsia="zh-CN" w:bidi="ar"/>
+              </w:rPr>
+              <w:t>April 12</w:t>
+            </w:r>
+          </w:p>
+        </w:tc>
+        <w:tc>
+          <w:tcPr>
+            <w:tcW w:w="0" w:type="auto"/>
+            <w:tcBorders>
+              <w:tl2br w:val="nil"/>
+              <w:tr2bl w:val="nil"/>
+            </w:tcBorders>
+            <w:shd w:val="clear" w:color="auto" w:fill="auto"/>
+            <w:tcMar>
+              <w:top w:w="150" w:type="dxa"/>
+              <w:left w:w="240" w:type="dxa"/>
+              <w:bottom w:w="150" w:type="dxa"/>
+              <w:right w:w="240" w:type="dxa"/>
+            </w:tcMar>
+            <w:vAlign w:val="center"/>
+          </w:tcPr>
+          <w:p>
+            <w:pPr>
+              <w:keepNext w:val="0"/>
+              <w:keepLines w:val="0"/>
+              <w:widowControl/>
+              <w:suppressLineNumbers w:val="0"/>
+              <w:spacing w:line="375" w:lineRule="atLeast"/>
+              <w:jc w:val="left"/>
+              <w:rPr>
+                <w:rFonts w:hint="default" w:ascii="Segoe UI" w:hAnsi="Segoe UI" w:eastAsia="Segoe UI" w:cs="Segoe UI"/>
+                <w:sz w:val="22"/>
+                <w:szCs w:val="22"/>
+              </w:rPr>
+            </w:pPr>
+            <w:r>
+              <w:rPr>
+                <w:rFonts w:hint="default" w:ascii="Segoe UI" w:hAnsi="Segoe UI" w:eastAsia="Segoe UI" w:cs="Segoe UI"/>
+                <w:kern w:val="0"/>
+                <w:sz w:val="22"/>
+                <w:szCs w:val="22"/>
+                <w:lang w:val="en-US" w:eastAsia="zh-CN" w:bidi="ar"/>
+              </w:rPr>
+              <w:t>April 13</w:t>
+            </w:r>
+          </w:p>
+        </w:tc>
+        <w:tc>
+          <w:tcPr>
+            <w:tcW w:w="0" w:type="auto"/>
+            <w:tcBorders>
+              <w:tl2br w:val="nil"/>
+              <w:tr2bl w:val="nil"/>
+            </w:tcBorders>
+            <w:shd w:val="clear" w:color="auto" w:fill="auto"/>
+            <w:tcMar>
+              <w:top w:w="150" w:type="dxa"/>
+              <w:left w:w="240" w:type="dxa"/>
+              <w:bottom w:w="150" w:type="dxa"/>
+              <w:right w:w="240" w:type="dxa"/>
+            </w:tcMar>
+            <w:vAlign w:val="center"/>
+          </w:tcPr>
+          <w:p>
+            <w:pPr>
+              <w:keepNext w:val="0"/>
+              <w:keepLines w:val="0"/>
+              <w:widowControl/>
+              <w:suppressLineNumbers w:val="0"/>
+              <w:spacing w:line="375" w:lineRule="atLeast"/>
+              <w:jc w:val="left"/>
+              <w:rPr>
+                <w:rFonts w:hint="default" w:ascii="Segoe UI" w:hAnsi="Segoe UI" w:eastAsia="Segoe UI" w:cs="Segoe UI"/>
+                <w:sz w:val="22"/>
+                <w:szCs w:val="22"/>
+              </w:rPr>
+            </w:pPr>
+            <w:r>
+              <w:rPr>
+                <w:rFonts w:hint="default" w:ascii="Segoe UI" w:hAnsi="Segoe UI" w:eastAsia="Segoe UI" w:cs="Segoe UI"/>
+                <w:kern w:val="0"/>
+                <w:sz w:val="22"/>
+                <w:szCs w:val="22"/>
+                <w:lang w:val="en-US" w:eastAsia="zh-CN" w:bidi="ar"/>
+              </w:rPr>
+              <w:t>2 days</w:t>
             </w:r>
           </w:p>
         </w:tc>
@@ -4158,91 +3699,91 @@
                 <w:szCs w:val="22"/>
                 <w:lang w:val="en-US" w:eastAsia="zh-CN" w:bidi="ar"/>
               </w:rPr>
-              <w:t>Design UI</w:t>
-            </w:r>
-          </w:p>
-        </w:tc>
-        <w:tc>
-          <w:tcPr>
-            <w:tcW w:w="0" w:type="auto"/>
-            <w:tcBorders>
-              <w:tl2br w:val="nil"/>
-              <w:tr2bl w:val="nil"/>
-            </w:tcBorders>
-            <w:shd w:val="clear" w:color="auto" w:fill="auto"/>
-            <w:tcMar>
-              <w:top w:w="150" w:type="dxa"/>
-              <w:left w:w="240" w:type="dxa"/>
-              <w:bottom w:w="150" w:type="dxa"/>
-              <w:right w:w="240" w:type="dxa"/>
-            </w:tcMar>
-            <w:vAlign w:val="center"/>
-          </w:tcPr>
-          <w:p>
-            <w:pPr>
-              <w:keepNext w:val="0"/>
-              <w:keepLines w:val="0"/>
-              <w:widowControl/>
-              <w:suppressLineNumbers w:val="0"/>
-              <w:spacing w:line="375" w:lineRule="atLeast"/>
-              <w:jc w:val="left"/>
-              <w:rPr>
-                <w:rFonts w:hint="default" w:ascii="Segoe UI" w:hAnsi="Segoe UI" w:eastAsia="Segoe UI" w:cs="Segoe UI"/>
-                <w:sz w:val="22"/>
-                <w:szCs w:val="22"/>
-              </w:rPr>
-            </w:pPr>
-            <w:r>
-              <w:rPr>
-                <w:rFonts w:hint="default" w:ascii="Segoe UI" w:hAnsi="Segoe UI" w:eastAsia="Segoe UI" w:cs="Segoe UI"/>
-                <w:kern w:val="0"/>
-                <w:sz w:val="22"/>
-                <w:szCs w:val="22"/>
-                <w:lang w:val="en-US" w:eastAsia="zh-CN" w:bidi="ar"/>
-              </w:rPr>
-              <w:t>April 17</w:t>
-            </w:r>
-          </w:p>
-        </w:tc>
-        <w:tc>
-          <w:tcPr>
-            <w:tcW w:w="0" w:type="auto"/>
-            <w:tcBorders>
-              <w:tl2br w:val="nil"/>
-              <w:tr2bl w:val="nil"/>
-            </w:tcBorders>
-            <w:shd w:val="clear" w:color="auto" w:fill="auto"/>
-            <w:tcMar>
-              <w:top w:w="150" w:type="dxa"/>
-              <w:left w:w="240" w:type="dxa"/>
-              <w:bottom w:w="150" w:type="dxa"/>
-              <w:right w:w="240" w:type="dxa"/>
-            </w:tcMar>
-            <w:vAlign w:val="center"/>
-          </w:tcPr>
-          <w:p>
-            <w:pPr>
-              <w:keepNext w:val="0"/>
-              <w:keepLines w:val="0"/>
-              <w:widowControl/>
-              <w:suppressLineNumbers w:val="0"/>
-              <w:spacing w:line="375" w:lineRule="atLeast"/>
-              <w:jc w:val="left"/>
-              <w:rPr>
-                <w:rFonts w:hint="default" w:ascii="Segoe UI" w:hAnsi="Segoe UI" w:eastAsia="Segoe UI" w:cs="Segoe UI"/>
-                <w:sz w:val="22"/>
-                <w:szCs w:val="22"/>
-              </w:rPr>
-            </w:pPr>
-            <w:r>
-              <w:rPr>
-                <w:rFonts w:hint="default" w:ascii="Segoe UI" w:hAnsi="Segoe UI" w:eastAsia="Segoe UI" w:cs="Segoe UI"/>
-                <w:kern w:val="0"/>
-                <w:sz w:val="22"/>
-                <w:szCs w:val="22"/>
-                <w:lang w:val="en-US" w:eastAsia="zh-CN" w:bidi="ar"/>
-              </w:rPr>
-              <w:t>April 19</w:t>
+              <w:t>Gather requirements</w:t>
+            </w:r>
+          </w:p>
+        </w:tc>
+        <w:tc>
+          <w:tcPr>
+            <w:tcW w:w="0" w:type="auto"/>
+            <w:tcBorders>
+              <w:tl2br w:val="nil"/>
+              <w:tr2bl w:val="nil"/>
+            </w:tcBorders>
+            <w:shd w:val="clear" w:color="auto" w:fill="auto"/>
+            <w:tcMar>
+              <w:top w:w="150" w:type="dxa"/>
+              <w:left w:w="240" w:type="dxa"/>
+              <w:bottom w:w="150" w:type="dxa"/>
+              <w:right w:w="240" w:type="dxa"/>
+            </w:tcMar>
+            <w:vAlign w:val="center"/>
+          </w:tcPr>
+          <w:p>
+            <w:pPr>
+              <w:keepNext w:val="0"/>
+              <w:keepLines w:val="0"/>
+              <w:widowControl/>
+              <w:suppressLineNumbers w:val="0"/>
+              <w:spacing w:line="375" w:lineRule="atLeast"/>
+              <w:jc w:val="left"/>
+              <w:rPr>
+                <w:rFonts w:hint="default" w:ascii="Segoe UI" w:hAnsi="Segoe UI" w:eastAsia="Segoe UI" w:cs="Segoe UI"/>
+                <w:sz w:val="22"/>
+                <w:szCs w:val="22"/>
+              </w:rPr>
+            </w:pPr>
+            <w:r>
+              <w:rPr>
+                <w:rFonts w:hint="default" w:ascii="Segoe UI" w:hAnsi="Segoe UI" w:eastAsia="Segoe UI" w:cs="Segoe UI"/>
+                <w:kern w:val="0"/>
+                <w:sz w:val="22"/>
+                <w:szCs w:val="22"/>
+                <w:lang w:val="en-US" w:eastAsia="zh-CN" w:bidi="ar"/>
+              </w:rPr>
+              <w:t>April 14</w:t>
+            </w:r>
+          </w:p>
+        </w:tc>
+        <w:tc>
+          <w:tcPr>
+            <w:tcW w:w="0" w:type="auto"/>
+            <w:tcBorders>
+              <w:tl2br w:val="nil"/>
+              <w:tr2bl w:val="nil"/>
+            </w:tcBorders>
+            <w:shd w:val="clear" w:color="auto" w:fill="auto"/>
+            <w:tcMar>
+              <w:top w:w="150" w:type="dxa"/>
+              <w:left w:w="240" w:type="dxa"/>
+              <w:bottom w:w="150" w:type="dxa"/>
+              <w:right w:w="240" w:type="dxa"/>
+            </w:tcMar>
+            <w:vAlign w:val="center"/>
+          </w:tcPr>
+          <w:p>
+            <w:pPr>
+              <w:keepNext w:val="0"/>
+              <w:keepLines w:val="0"/>
+              <w:widowControl/>
+              <w:suppressLineNumbers w:val="0"/>
+              <w:spacing w:line="375" w:lineRule="atLeast"/>
+              <w:jc w:val="left"/>
+              <w:rPr>
+                <w:rFonts w:hint="default" w:ascii="Segoe UI" w:hAnsi="Segoe UI" w:eastAsia="Segoe UI" w:cs="Segoe UI"/>
+                <w:sz w:val="22"/>
+                <w:szCs w:val="22"/>
+              </w:rPr>
+            </w:pPr>
+            <w:r>
+              <w:rPr>
+                <w:rFonts w:hint="default" w:ascii="Segoe UI" w:hAnsi="Segoe UI" w:eastAsia="Segoe UI" w:cs="Segoe UI"/>
+                <w:kern w:val="0"/>
+                <w:sz w:val="22"/>
+                <w:szCs w:val="22"/>
+                <w:lang w:val="en-US" w:eastAsia="zh-CN" w:bidi="ar"/>
+              </w:rPr>
+              <w:t>April 16</w:t>
             </w:r>
           </w:p>
         </w:tc>
@@ -4285,234 +3826,6 @@
                 <w:lang w:val="en-US" w:eastAsia="zh-CN" w:bidi="ar"/>
               </w:rPr>
               <w:t>3 days</w:t>
-            </w:r>
-          </w:p>
-        </w:tc>
-        <w:tc>
-          <w:tcPr>
-            <w:tcW w:w="0" w:type="auto"/>
-            <w:tcBorders>
-              <w:tl2br w:val="nil"/>
-              <w:tr2bl w:val="nil"/>
-            </w:tcBorders>
-            <w:shd w:val="clear" w:color="auto" w:fill="auto"/>
-            <w:tcMar>
-              <w:top w:w="150" w:type="dxa"/>
-              <w:left w:w="240" w:type="dxa"/>
-              <w:bottom w:w="150" w:type="dxa"/>
-              <w:right w:w="0" w:type="dxa"/>
-            </w:tcMar>
-            <w:vAlign w:val="center"/>
-          </w:tcPr>
-          <w:p>
-            <w:pPr>
-              <w:keepNext w:val="0"/>
-              <w:keepLines w:val="0"/>
-              <w:widowControl/>
-              <w:suppressLineNumbers w:val="0"/>
-              <w:spacing w:line="375" w:lineRule="atLeast"/>
-              <w:jc w:val="left"/>
-              <w:rPr>
-                <w:rFonts w:hint="default" w:ascii="Segoe UI" w:hAnsi="Segoe UI" w:eastAsia="Segoe UI" w:cs="Segoe UI"/>
-                <w:sz w:val="22"/>
-                <w:szCs w:val="22"/>
-              </w:rPr>
-            </w:pPr>
-            <w:r>
-              <w:rPr>
-                <w:rFonts w:hint="default" w:ascii="Segoe UI" w:hAnsi="Segoe UI" w:eastAsia="Segoe UI" w:cs="Segoe UI"/>
-                <w:kern w:val="0"/>
-                <w:sz w:val="22"/>
-                <w:szCs w:val="22"/>
-                <w:lang w:val="en-US" w:eastAsia="zh-CN" w:bidi="ar"/>
-              </w:rPr>
-              <w:t>Shegiye</w:t>
-            </w:r>
-          </w:p>
-        </w:tc>
-      </w:tr>
-      <w:tr>
-        <w:tblPrEx>
-          <w:tblBorders>
-            <w:top w:val="single" w:color="auto" w:sz="4" w:space="0"/>
-            <w:left w:val="single" w:color="auto" w:sz="4" w:space="0"/>
-            <w:bottom w:val="single" w:color="auto" w:sz="4" w:space="0"/>
-            <w:right w:val="single" w:color="auto" w:sz="4" w:space="0"/>
-            <w:insideH w:val="single" w:color="auto" w:sz="4" w:space="0"/>
-            <w:insideV w:val="single" w:color="auto" w:sz="4" w:space="0"/>
-          </w:tblBorders>
-          <w:tblCellMar>
-            <w:top w:w="15" w:type="dxa"/>
-            <w:left w:w="15" w:type="dxa"/>
-            <w:bottom w:w="15" w:type="dxa"/>
-            <w:right w:w="15" w:type="dxa"/>
-          </w:tblCellMar>
-        </w:tblPrEx>
-        <w:tc>
-          <w:tcPr>
-            <w:tcW w:w="0" w:type="auto"/>
-            <w:tcBorders>
-              <w:tl2br w:val="nil"/>
-              <w:tr2bl w:val="nil"/>
-            </w:tcBorders>
-            <w:shd w:val="clear" w:color="auto" w:fill="auto"/>
-            <w:tcMar>
-              <w:top w:w="150" w:type="dxa"/>
-              <w:left w:w="0" w:type="dxa"/>
-              <w:bottom w:w="150" w:type="dxa"/>
-              <w:right w:w="240" w:type="dxa"/>
-            </w:tcMar>
-            <w:vAlign w:val="center"/>
-          </w:tcPr>
-          <w:p>
-            <w:pPr>
-              <w:keepNext w:val="0"/>
-              <w:keepLines w:val="0"/>
-              <w:widowControl/>
-              <w:suppressLineNumbers w:val="0"/>
-              <w:spacing w:line="375" w:lineRule="atLeast"/>
-              <w:jc w:val="left"/>
-              <w:rPr>
-                <w:rFonts w:hint="default" w:ascii="Segoe UI" w:hAnsi="Segoe UI" w:eastAsia="Segoe UI" w:cs="Segoe UI"/>
-                <w:sz w:val="22"/>
-                <w:szCs w:val="22"/>
-              </w:rPr>
-            </w:pPr>
-            <w:r>
-              <w:rPr>
-                <w:rFonts w:hint="default" w:ascii="Segoe UI" w:hAnsi="Segoe UI" w:eastAsia="Segoe UI" w:cs="Segoe UI"/>
-                <w:kern w:val="0"/>
-                <w:sz w:val="22"/>
-                <w:szCs w:val="22"/>
-                <w:lang w:val="en-US" w:eastAsia="zh-CN" w:bidi="ar"/>
-              </w:rPr>
-              <w:t>Development</w:t>
-            </w:r>
-          </w:p>
-        </w:tc>
-        <w:tc>
-          <w:tcPr>
-            <w:tcW w:w="0" w:type="auto"/>
-            <w:tcBorders>
-              <w:tl2br w:val="nil"/>
-              <w:tr2bl w:val="nil"/>
-            </w:tcBorders>
-            <w:shd w:val="clear" w:color="auto" w:fill="auto"/>
-            <w:tcMar>
-              <w:top w:w="150" w:type="dxa"/>
-              <w:left w:w="240" w:type="dxa"/>
-              <w:bottom w:w="150" w:type="dxa"/>
-              <w:right w:w="240" w:type="dxa"/>
-            </w:tcMar>
-            <w:vAlign w:val="center"/>
-          </w:tcPr>
-          <w:p>
-            <w:pPr>
-              <w:keepNext w:val="0"/>
-              <w:keepLines w:val="0"/>
-              <w:widowControl/>
-              <w:suppressLineNumbers w:val="0"/>
-              <w:spacing w:line="375" w:lineRule="atLeast"/>
-              <w:jc w:val="left"/>
-              <w:rPr>
-                <w:rFonts w:hint="default" w:ascii="Segoe UI" w:hAnsi="Segoe UI" w:eastAsia="Segoe UI" w:cs="Segoe UI"/>
-                <w:sz w:val="22"/>
-                <w:szCs w:val="22"/>
-              </w:rPr>
-            </w:pPr>
-            <w:r>
-              <w:rPr>
-                <w:rFonts w:hint="default" w:ascii="Segoe UI" w:hAnsi="Segoe UI" w:eastAsia="Segoe UI" w:cs="Segoe UI"/>
-                <w:kern w:val="0"/>
-                <w:sz w:val="22"/>
-                <w:szCs w:val="22"/>
-                <w:lang w:val="en-US" w:eastAsia="zh-CN" w:bidi="ar"/>
-              </w:rPr>
-              <w:t>April 20</w:t>
-            </w:r>
-          </w:p>
-        </w:tc>
-        <w:tc>
-          <w:tcPr>
-            <w:tcW w:w="0" w:type="auto"/>
-            <w:tcBorders>
-              <w:tl2br w:val="nil"/>
-              <w:tr2bl w:val="nil"/>
-            </w:tcBorders>
-            <w:shd w:val="clear" w:color="auto" w:fill="auto"/>
-            <w:tcMar>
-              <w:top w:w="150" w:type="dxa"/>
-              <w:left w:w="240" w:type="dxa"/>
-              <w:bottom w:w="150" w:type="dxa"/>
-              <w:right w:w="240" w:type="dxa"/>
-            </w:tcMar>
-            <w:vAlign w:val="center"/>
-          </w:tcPr>
-          <w:p>
-            <w:pPr>
-              <w:keepNext w:val="0"/>
-              <w:keepLines w:val="0"/>
-              <w:widowControl/>
-              <w:suppressLineNumbers w:val="0"/>
-              <w:spacing w:line="375" w:lineRule="atLeast"/>
-              <w:jc w:val="left"/>
-              <w:rPr>
-                <w:rFonts w:hint="default" w:ascii="Segoe UI" w:hAnsi="Segoe UI" w:eastAsia="Segoe UI" w:cs="Segoe UI"/>
-                <w:sz w:val="22"/>
-                <w:szCs w:val="22"/>
-              </w:rPr>
-            </w:pPr>
-            <w:r>
-              <w:rPr>
-                <w:rFonts w:hint="default" w:ascii="Segoe UI" w:hAnsi="Segoe UI" w:eastAsia="Segoe UI" w:cs="Segoe UI"/>
-                <w:kern w:val="0"/>
-                <w:sz w:val="22"/>
-                <w:szCs w:val="22"/>
-                <w:lang w:val="en-US" w:eastAsia="zh-CN" w:bidi="ar"/>
-              </w:rPr>
-              <w:t>April 26</w:t>
-            </w:r>
-          </w:p>
-        </w:tc>
-        <w:tc>
-          <w:tcPr>
-            <w:tcW w:w="0" w:type="auto"/>
-            <w:tcBorders>
-              <w:tl2br w:val="nil"/>
-              <w:tr2bl w:val="nil"/>
-            </w:tcBorders>
-            <w:shd w:val="clear" w:color="auto" w:fill="auto"/>
-            <w:tcMar>
-              <w:top w:w="150" w:type="dxa"/>
-              <w:left w:w="240" w:type="dxa"/>
-              <w:bottom w:w="150" w:type="dxa"/>
-              <w:right w:w="240" w:type="dxa"/>
-            </w:tcMar>
-            <w:vAlign w:val="center"/>
-          </w:tcPr>
-          <w:p>
-            <w:pPr>
-              <w:keepNext w:val="0"/>
-              <w:keepLines w:val="0"/>
-              <w:widowControl/>
-              <w:suppressLineNumbers w:val="0"/>
-              <w:spacing w:line="375" w:lineRule="atLeast"/>
-              <w:jc w:val="left"/>
-              <w:rPr>
-                <w:rFonts w:hint="default" w:ascii="Segoe UI" w:hAnsi="Segoe UI" w:eastAsia="Segoe UI" w:cs="Segoe UI"/>
-                <w:sz w:val="22"/>
-                <w:szCs w:val="22"/>
-              </w:rPr>
-            </w:pPr>
-            <w:r>
-              <w:rPr>
-                <w:rFonts w:hint="default" w:ascii="Segoe UI" w:hAnsi="Segoe UI" w:eastAsia="Segoe UI" w:cs="Segoe UI"/>
-                <w:kern w:val="0"/>
-                <w:sz w:val="22"/>
-                <w:szCs w:val="22"/>
-                <w:lang w:val="en-US" w:eastAsia="zh-CN" w:bidi="ar"/>
-              </w:rPr>
-              <w:t>7 days</w:t>
             </w:r>
           </w:p>
         </w:tc>
@@ -4615,133 +3928,133 @@
                 <w:szCs w:val="22"/>
                 <w:lang w:val="en-US" w:eastAsia="zh-CN" w:bidi="ar"/>
               </w:rPr>
-              <w:t>Testing</w:t>
-            </w:r>
-          </w:p>
-        </w:tc>
-        <w:tc>
-          <w:tcPr>
-            <w:tcW w:w="0" w:type="auto"/>
-            <w:tcBorders>
-              <w:tl2br w:val="nil"/>
-              <w:tr2bl w:val="nil"/>
-            </w:tcBorders>
-            <w:shd w:val="clear" w:color="auto" w:fill="auto"/>
-            <w:tcMar>
-              <w:top w:w="150" w:type="dxa"/>
-              <w:left w:w="240" w:type="dxa"/>
-              <w:bottom w:w="150" w:type="dxa"/>
-              <w:right w:w="240" w:type="dxa"/>
-            </w:tcMar>
-            <w:vAlign w:val="center"/>
-          </w:tcPr>
-          <w:p>
-            <w:pPr>
-              <w:keepNext w:val="0"/>
-              <w:keepLines w:val="0"/>
-              <w:widowControl/>
-              <w:suppressLineNumbers w:val="0"/>
-              <w:spacing w:line="375" w:lineRule="atLeast"/>
-              <w:jc w:val="left"/>
-              <w:rPr>
-                <w:rFonts w:hint="default" w:ascii="Segoe UI" w:hAnsi="Segoe UI" w:eastAsia="Segoe UI" w:cs="Segoe UI"/>
-                <w:sz w:val="22"/>
-                <w:szCs w:val="22"/>
-              </w:rPr>
-            </w:pPr>
-            <w:r>
-              <w:rPr>
-                <w:rFonts w:hint="default" w:ascii="Segoe UI" w:hAnsi="Segoe UI" w:eastAsia="Segoe UI" w:cs="Segoe UI"/>
-                <w:kern w:val="0"/>
-                <w:sz w:val="22"/>
-                <w:szCs w:val="22"/>
-                <w:lang w:val="en-US" w:eastAsia="zh-CN" w:bidi="ar"/>
-              </w:rPr>
-              <w:t>April 27</w:t>
-            </w:r>
-          </w:p>
-        </w:tc>
-        <w:tc>
-          <w:tcPr>
-            <w:tcW w:w="0" w:type="auto"/>
-            <w:tcBorders>
-              <w:tl2br w:val="nil"/>
-              <w:tr2bl w:val="nil"/>
-            </w:tcBorders>
-            <w:shd w:val="clear" w:color="auto" w:fill="auto"/>
-            <w:tcMar>
-              <w:top w:w="150" w:type="dxa"/>
-              <w:left w:w="240" w:type="dxa"/>
-              <w:bottom w:w="150" w:type="dxa"/>
-              <w:right w:w="240" w:type="dxa"/>
-            </w:tcMar>
-            <w:vAlign w:val="center"/>
-          </w:tcPr>
-          <w:p>
-            <w:pPr>
-              <w:keepNext w:val="0"/>
-              <w:keepLines w:val="0"/>
-              <w:widowControl/>
-              <w:suppressLineNumbers w:val="0"/>
-              <w:spacing w:line="375" w:lineRule="atLeast"/>
-              <w:jc w:val="left"/>
-              <w:rPr>
-                <w:rFonts w:hint="default" w:ascii="Segoe UI" w:hAnsi="Segoe UI" w:eastAsia="Segoe UI" w:cs="Segoe UI"/>
-                <w:sz w:val="22"/>
-                <w:szCs w:val="22"/>
-              </w:rPr>
-            </w:pPr>
-            <w:r>
-              <w:rPr>
-                <w:rFonts w:hint="default" w:ascii="Segoe UI" w:hAnsi="Segoe UI" w:eastAsia="Segoe UI" w:cs="Segoe UI"/>
-                <w:kern w:val="0"/>
-                <w:sz w:val="22"/>
-                <w:szCs w:val="22"/>
-                <w:lang w:val="en-US" w:eastAsia="zh-CN" w:bidi="ar"/>
-              </w:rPr>
-              <w:t>April 30</w:t>
-            </w:r>
-          </w:p>
-        </w:tc>
-        <w:tc>
-          <w:tcPr>
-            <w:tcW w:w="0" w:type="auto"/>
-            <w:tcBorders>
-              <w:tl2br w:val="nil"/>
-              <w:tr2bl w:val="nil"/>
-            </w:tcBorders>
-            <w:shd w:val="clear" w:color="auto" w:fill="auto"/>
-            <w:tcMar>
-              <w:top w:w="150" w:type="dxa"/>
-              <w:left w:w="240" w:type="dxa"/>
-              <w:bottom w:w="150" w:type="dxa"/>
-              <w:right w:w="240" w:type="dxa"/>
-            </w:tcMar>
-            <w:vAlign w:val="center"/>
-          </w:tcPr>
-          <w:p>
-            <w:pPr>
-              <w:keepNext w:val="0"/>
-              <w:keepLines w:val="0"/>
-              <w:widowControl/>
-              <w:suppressLineNumbers w:val="0"/>
-              <w:spacing w:line="375" w:lineRule="atLeast"/>
-              <w:jc w:val="left"/>
-              <w:rPr>
-                <w:rFonts w:hint="default" w:ascii="Segoe UI" w:hAnsi="Segoe UI" w:eastAsia="Segoe UI" w:cs="Segoe UI"/>
-                <w:sz w:val="22"/>
-                <w:szCs w:val="22"/>
-              </w:rPr>
-            </w:pPr>
-            <w:r>
-              <w:rPr>
-                <w:rFonts w:hint="default" w:ascii="Segoe UI" w:hAnsi="Segoe UI" w:eastAsia="Segoe UI" w:cs="Segoe UI"/>
-                <w:kern w:val="0"/>
-                <w:sz w:val="22"/>
-                <w:szCs w:val="22"/>
-                <w:lang w:val="en-US" w:eastAsia="zh-CN" w:bidi="ar"/>
-              </w:rPr>
-              <w:t>4 days</w:t>
+              <w:t>Design database</w:t>
+            </w:r>
+          </w:p>
+        </w:tc>
+        <w:tc>
+          <w:tcPr>
+            <w:tcW w:w="0" w:type="auto"/>
+            <w:tcBorders>
+              <w:tl2br w:val="nil"/>
+              <w:tr2bl w:val="nil"/>
+            </w:tcBorders>
+            <w:shd w:val="clear" w:color="auto" w:fill="auto"/>
+            <w:tcMar>
+              <w:top w:w="150" w:type="dxa"/>
+              <w:left w:w="240" w:type="dxa"/>
+              <w:bottom w:w="150" w:type="dxa"/>
+              <w:right w:w="240" w:type="dxa"/>
+            </w:tcMar>
+            <w:vAlign w:val="center"/>
+          </w:tcPr>
+          <w:p>
+            <w:pPr>
+              <w:keepNext w:val="0"/>
+              <w:keepLines w:val="0"/>
+              <w:widowControl/>
+              <w:suppressLineNumbers w:val="0"/>
+              <w:spacing w:line="375" w:lineRule="atLeast"/>
+              <w:jc w:val="left"/>
+              <w:rPr>
+                <w:rFonts w:hint="default" w:ascii="Segoe UI" w:hAnsi="Segoe UI" w:eastAsia="Segoe UI" w:cs="Segoe UI"/>
+                <w:sz w:val="22"/>
+                <w:szCs w:val="22"/>
+              </w:rPr>
+            </w:pPr>
+            <w:r>
+              <w:rPr>
+                <w:rFonts w:hint="default" w:ascii="Segoe UI" w:hAnsi="Segoe UI" w:eastAsia="Segoe UI" w:cs="Segoe UI"/>
+                <w:kern w:val="0"/>
+                <w:sz w:val="22"/>
+                <w:szCs w:val="22"/>
+                <w:lang w:val="en-US" w:eastAsia="zh-CN" w:bidi="ar"/>
+              </w:rPr>
+              <w:t>April 17</w:t>
+            </w:r>
+          </w:p>
+        </w:tc>
+        <w:tc>
+          <w:tcPr>
+            <w:tcW w:w="0" w:type="auto"/>
+            <w:tcBorders>
+              <w:tl2br w:val="nil"/>
+              <w:tr2bl w:val="nil"/>
+            </w:tcBorders>
+            <w:shd w:val="clear" w:color="auto" w:fill="auto"/>
+            <w:tcMar>
+              <w:top w:w="150" w:type="dxa"/>
+              <w:left w:w="240" w:type="dxa"/>
+              <w:bottom w:w="150" w:type="dxa"/>
+              <w:right w:w="240" w:type="dxa"/>
+            </w:tcMar>
+            <w:vAlign w:val="center"/>
+          </w:tcPr>
+          <w:p>
+            <w:pPr>
+              <w:keepNext w:val="0"/>
+              <w:keepLines w:val="0"/>
+              <w:widowControl/>
+              <w:suppressLineNumbers w:val="0"/>
+              <w:spacing w:line="375" w:lineRule="atLeast"/>
+              <w:jc w:val="left"/>
+              <w:rPr>
+                <w:rFonts w:hint="default" w:ascii="Segoe UI" w:hAnsi="Segoe UI" w:eastAsia="Segoe UI" w:cs="Segoe UI"/>
+                <w:sz w:val="22"/>
+                <w:szCs w:val="22"/>
+              </w:rPr>
+            </w:pPr>
+            <w:r>
+              <w:rPr>
+                <w:rFonts w:hint="default" w:ascii="Segoe UI" w:hAnsi="Segoe UI" w:eastAsia="Segoe UI" w:cs="Segoe UI"/>
+                <w:kern w:val="0"/>
+                <w:sz w:val="22"/>
+                <w:szCs w:val="22"/>
+                <w:lang w:val="en-US" w:eastAsia="zh-CN" w:bidi="ar"/>
+              </w:rPr>
+              <w:t>April 19</w:t>
+            </w:r>
+          </w:p>
+        </w:tc>
+        <w:tc>
+          <w:tcPr>
+            <w:tcW w:w="0" w:type="auto"/>
+            <w:tcBorders>
+              <w:tl2br w:val="nil"/>
+              <w:tr2bl w:val="nil"/>
+            </w:tcBorders>
+            <w:shd w:val="clear" w:color="auto" w:fill="auto"/>
+            <w:tcMar>
+              <w:top w:w="150" w:type="dxa"/>
+              <w:left w:w="240" w:type="dxa"/>
+              <w:bottom w:w="150" w:type="dxa"/>
+              <w:right w:w="240" w:type="dxa"/>
+            </w:tcMar>
+            <w:vAlign w:val="center"/>
+          </w:tcPr>
+          <w:p>
+            <w:pPr>
+              <w:keepNext w:val="0"/>
+              <w:keepLines w:val="0"/>
+              <w:widowControl/>
+              <w:suppressLineNumbers w:val="0"/>
+              <w:spacing w:line="375" w:lineRule="atLeast"/>
+              <w:jc w:val="left"/>
+              <w:rPr>
+                <w:rFonts w:hint="default" w:ascii="Segoe UI" w:hAnsi="Segoe UI" w:eastAsia="Segoe UI" w:cs="Segoe UI"/>
+                <w:sz w:val="22"/>
+                <w:szCs w:val="22"/>
+              </w:rPr>
+            </w:pPr>
+            <w:r>
+              <w:rPr>
+                <w:rFonts w:hint="default" w:ascii="Segoe UI" w:hAnsi="Segoe UI" w:eastAsia="Segoe UI" w:cs="Segoe UI"/>
+                <w:kern w:val="0"/>
+                <w:sz w:val="22"/>
+                <w:szCs w:val="22"/>
+                <w:lang w:val="en-US" w:eastAsia="zh-CN" w:bidi="ar"/>
+              </w:rPr>
+              <w:t>3 days</w:t>
             </w:r>
           </w:p>
         </w:tc>
@@ -4783,7 +4096,7 @@
                 <w:szCs w:val="22"/>
                 <w:lang w:val="en-US" w:eastAsia="zh-CN" w:bidi="ar"/>
               </w:rPr>
-              <w:t>Both</w:t>
+              <w:t>Hailemaryam</w:t>
             </w:r>
           </w:p>
         </w:tc>
@@ -4798,6 +4111,7 @@
             <w:insideH w:val="single" w:color="auto" w:sz="4" w:space="0"/>
             <w:insideV w:val="single" w:color="auto" w:sz="4" w:space="0"/>
           </w:tblBorders>
+          <w:shd w:val="clear" w:color="auto" w:fill="auto"/>
           <w:tblCellMar>
             <w:top w:w="15" w:type="dxa"/>
             <w:left w:w="15" w:type="dxa"/>
@@ -4843,133 +4157,133 @@
                 <w:szCs w:val="22"/>
                 <w:lang w:val="en-US" w:eastAsia="zh-CN" w:bidi="ar"/>
               </w:rPr>
-              <w:t>Write final report</w:t>
-            </w:r>
-          </w:p>
-        </w:tc>
-        <w:tc>
-          <w:tcPr>
-            <w:tcW w:w="0" w:type="auto"/>
-            <w:tcBorders>
-              <w:tl2br w:val="nil"/>
-              <w:tr2bl w:val="nil"/>
-            </w:tcBorders>
-            <w:shd w:val="clear" w:color="auto" w:fill="auto"/>
-            <w:tcMar>
-              <w:top w:w="150" w:type="dxa"/>
-              <w:left w:w="240" w:type="dxa"/>
-              <w:bottom w:w="150" w:type="dxa"/>
-              <w:right w:w="240" w:type="dxa"/>
-            </w:tcMar>
-            <w:vAlign w:val="center"/>
-          </w:tcPr>
-          <w:p>
-            <w:pPr>
-              <w:keepNext w:val="0"/>
-              <w:keepLines w:val="0"/>
-              <w:widowControl/>
-              <w:suppressLineNumbers w:val="0"/>
-              <w:spacing w:line="375" w:lineRule="atLeast"/>
-              <w:jc w:val="left"/>
-              <w:rPr>
-                <w:rFonts w:hint="default" w:ascii="Segoe UI" w:hAnsi="Segoe UI" w:eastAsia="Segoe UI" w:cs="Segoe UI"/>
-                <w:sz w:val="22"/>
-                <w:szCs w:val="22"/>
-              </w:rPr>
-            </w:pPr>
-            <w:r>
-              <w:rPr>
-                <w:rFonts w:hint="default" w:ascii="Segoe UI" w:hAnsi="Segoe UI" w:eastAsia="Segoe UI" w:cs="Segoe UI"/>
-                <w:kern w:val="0"/>
-                <w:sz w:val="22"/>
-                <w:szCs w:val="22"/>
-                <w:lang w:val="en-US" w:eastAsia="zh-CN" w:bidi="ar"/>
-              </w:rPr>
-              <w:t>May 1</w:t>
-            </w:r>
-          </w:p>
-        </w:tc>
-        <w:tc>
-          <w:tcPr>
-            <w:tcW w:w="0" w:type="auto"/>
-            <w:tcBorders>
-              <w:tl2br w:val="nil"/>
-              <w:tr2bl w:val="nil"/>
-            </w:tcBorders>
-            <w:shd w:val="clear" w:color="auto" w:fill="auto"/>
-            <w:tcMar>
-              <w:top w:w="150" w:type="dxa"/>
-              <w:left w:w="240" w:type="dxa"/>
-              <w:bottom w:w="150" w:type="dxa"/>
-              <w:right w:w="240" w:type="dxa"/>
-            </w:tcMar>
-            <w:vAlign w:val="center"/>
-          </w:tcPr>
-          <w:p>
-            <w:pPr>
-              <w:keepNext w:val="0"/>
-              <w:keepLines w:val="0"/>
-              <w:widowControl/>
-              <w:suppressLineNumbers w:val="0"/>
-              <w:spacing w:line="375" w:lineRule="atLeast"/>
-              <w:jc w:val="left"/>
-              <w:rPr>
-                <w:rFonts w:hint="default" w:ascii="Segoe UI" w:hAnsi="Segoe UI" w:eastAsia="Segoe UI" w:cs="Segoe UI"/>
-                <w:sz w:val="22"/>
-                <w:szCs w:val="22"/>
-              </w:rPr>
-            </w:pPr>
-            <w:r>
-              <w:rPr>
-                <w:rFonts w:hint="default" w:ascii="Segoe UI" w:hAnsi="Segoe UI" w:eastAsia="Segoe UI" w:cs="Segoe UI"/>
-                <w:kern w:val="0"/>
-                <w:sz w:val="22"/>
-                <w:szCs w:val="22"/>
-                <w:lang w:val="en-US" w:eastAsia="zh-CN" w:bidi="ar"/>
-              </w:rPr>
-              <w:t>May 5</w:t>
-            </w:r>
-          </w:p>
-        </w:tc>
-        <w:tc>
-          <w:tcPr>
-            <w:tcW w:w="0" w:type="auto"/>
-            <w:tcBorders>
-              <w:tl2br w:val="nil"/>
-              <w:tr2bl w:val="nil"/>
-            </w:tcBorders>
-            <w:shd w:val="clear" w:color="auto" w:fill="auto"/>
-            <w:tcMar>
-              <w:top w:w="150" w:type="dxa"/>
-              <w:left w:w="240" w:type="dxa"/>
-              <w:bottom w:w="150" w:type="dxa"/>
-              <w:right w:w="240" w:type="dxa"/>
-            </w:tcMar>
-            <w:vAlign w:val="center"/>
-          </w:tcPr>
-          <w:p>
-            <w:pPr>
-              <w:keepNext w:val="0"/>
-              <w:keepLines w:val="0"/>
-              <w:widowControl/>
-              <w:suppressLineNumbers w:val="0"/>
-              <w:spacing w:line="375" w:lineRule="atLeast"/>
-              <w:jc w:val="left"/>
-              <w:rPr>
-                <w:rFonts w:hint="default" w:ascii="Segoe UI" w:hAnsi="Segoe UI" w:eastAsia="Segoe UI" w:cs="Segoe UI"/>
-                <w:sz w:val="22"/>
-                <w:szCs w:val="22"/>
-              </w:rPr>
-            </w:pPr>
-            <w:r>
-              <w:rPr>
-                <w:rFonts w:hint="default" w:ascii="Segoe UI" w:hAnsi="Segoe UI" w:eastAsia="Segoe UI" w:cs="Segoe UI"/>
-                <w:kern w:val="0"/>
-                <w:sz w:val="22"/>
-                <w:szCs w:val="22"/>
-                <w:lang w:val="en-US" w:eastAsia="zh-CN" w:bidi="ar"/>
-              </w:rPr>
-              <w:t>5 days</w:t>
+              <w:t>Design UI</w:t>
+            </w:r>
+          </w:p>
+        </w:tc>
+        <w:tc>
+          <w:tcPr>
+            <w:tcW w:w="0" w:type="auto"/>
+            <w:tcBorders>
+              <w:tl2br w:val="nil"/>
+              <w:tr2bl w:val="nil"/>
+            </w:tcBorders>
+            <w:shd w:val="clear" w:color="auto" w:fill="auto"/>
+            <w:tcMar>
+              <w:top w:w="150" w:type="dxa"/>
+              <w:left w:w="240" w:type="dxa"/>
+              <w:bottom w:w="150" w:type="dxa"/>
+              <w:right w:w="240" w:type="dxa"/>
+            </w:tcMar>
+            <w:vAlign w:val="center"/>
+          </w:tcPr>
+          <w:p>
+            <w:pPr>
+              <w:keepNext w:val="0"/>
+              <w:keepLines w:val="0"/>
+              <w:widowControl/>
+              <w:suppressLineNumbers w:val="0"/>
+              <w:spacing w:line="375" w:lineRule="atLeast"/>
+              <w:jc w:val="left"/>
+              <w:rPr>
+                <w:rFonts w:hint="default" w:ascii="Segoe UI" w:hAnsi="Segoe UI" w:eastAsia="Segoe UI" w:cs="Segoe UI"/>
+                <w:sz w:val="22"/>
+                <w:szCs w:val="22"/>
+              </w:rPr>
+            </w:pPr>
+            <w:r>
+              <w:rPr>
+                <w:rFonts w:hint="default" w:ascii="Segoe UI" w:hAnsi="Segoe UI" w:eastAsia="Segoe UI" w:cs="Segoe UI"/>
+                <w:kern w:val="0"/>
+                <w:sz w:val="22"/>
+                <w:szCs w:val="22"/>
+                <w:lang w:val="en-US" w:eastAsia="zh-CN" w:bidi="ar"/>
+              </w:rPr>
+              <w:t>April 17</w:t>
+            </w:r>
+          </w:p>
+        </w:tc>
+        <w:tc>
+          <w:tcPr>
+            <w:tcW w:w="0" w:type="auto"/>
+            <w:tcBorders>
+              <w:tl2br w:val="nil"/>
+              <w:tr2bl w:val="nil"/>
+            </w:tcBorders>
+            <w:shd w:val="clear" w:color="auto" w:fill="auto"/>
+            <w:tcMar>
+              <w:top w:w="150" w:type="dxa"/>
+              <w:left w:w="240" w:type="dxa"/>
+              <w:bottom w:w="150" w:type="dxa"/>
+              <w:right w:w="240" w:type="dxa"/>
+            </w:tcMar>
+            <w:vAlign w:val="center"/>
+          </w:tcPr>
+          <w:p>
+            <w:pPr>
+              <w:keepNext w:val="0"/>
+              <w:keepLines w:val="0"/>
+              <w:widowControl/>
+              <w:suppressLineNumbers w:val="0"/>
+              <w:spacing w:line="375" w:lineRule="atLeast"/>
+              <w:jc w:val="left"/>
+              <w:rPr>
+                <w:rFonts w:hint="default" w:ascii="Segoe UI" w:hAnsi="Segoe UI" w:eastAsia="Segoe UI" w:cs="Segoe UI"/>
+                <w:sz w:val="22"/>
+                <w:szCs w:val="22"/>
+              </w:rPr>
+            </w:pPr>
+            <w:r>
+              <w:rPr>
+                <w:rFonts w:hint="default" w:ascii="Segoe UI" w:hAnsi="Segoe UI" w:eastAsia="Segoe UI" w:cs="Segoe UI"/>
+                <w:kern w:val="0"/>
+                <w:sz w:val="22"/>
+                <w:szCs w:val="22"/>
+                <w:lang w:val="en-US" w:eastAsia="zh-CN" w:bidi="ar"/>
+              </w:rPr>
+              <w:t>April 19</w:t>
+            </w:r>
+          </w:p>
+        </w:tc>
+        <w:tc>
+          <w:tcPr>
+            <w:tcW w:w="0" w:type="auto"/>
+            <w:tcBorders>
+              <w:tl2br w:val="nil"/>
+              <w:tr2bl w:val="nil"/>
+            </w:tcBorders>
+            <w:shd w:val="clear" w:color="auto" w:fill="auto"/>
+            <w:tcMar>
+              <w:top w:w="150" w:type="dxa"/>
+              <w:left w:w="240" w:type="dxa"/>
+              <w:bottom w:w="150" w:type="dxa"/>
+              <w:right w:w="240" w:type="dxa"/>
+            </w:tcMar>
+            <w:vAlign w:val="center"/>
+          </w:tcPr>
+          <w:p>
+            <w:pPr>
+              <w:keepNext w:val="0"/>
+              <w:keepLines w:val="0"/>
+              <w:widowControl/>
+              <w:suppressLineNumbers w:val="0"/>
+              <w:spacing w:line="375" w:lineRule="atLeast"/>
+              <w:jc w:val="left"/>
+              <w:rPr>
+                <w:rFonts w:hint="default" w:ascii="Segoe UI" w:hAnsi="Segoe UI" w:eastAsia="Segoe UI" w:cs="Segoe UI"/>
+                <w:sz w:val="22"/>
+                <w:szCs w:val="22"/>
+              </w:rPr>
+            </w:pPr>
+            <w:r>
+              <w:rPr>
+                <w:rFonts w:hint="default" w:ascii="Segoe UI" w:hAnsi="Segoe UI" w:eastAsia="Segoe UI" w:cs="Segoe UI"/>
+                <w:kern w:val="0"/>
+                <w:sz w:val="22"/>
+                <w:szCs w:val="22"/>
+                <w:lang w:val="en-US" w:eastAsia="zh-CN" w:bidi="ar"/>
+              </w:rPr>
+              <w:t>3 days</w:t>
             </w:r>
           </w:p>
         </w:tc>
@@ -5011,7 +4325,7 @@
                 <w:szCs w:val="22"/>
                 <w:lang w:val="en-US" w:eastAsia="zh-CN" w:bidi="ar"/>
               </w:rPr>
-              <w:t>Both</w:t>
+              <w:t>Shegiye</w:t>
             </w:r>
           </w:p>
         </w:tc>
@@ -5026,6 +4340,694 @@
             <w:insideH w:val="single" w:color="auto" w:sz="4" w:space="0"/>
             <w:insideV w:val="single" w:color="auto" w:sz="4" w:space="0"/>
           </w:tblBorders>
+          <w:shd w:val="clear" w:color="auto" w:fill="auto"/>
+          <w:tblCellMar>
+            <w:top w:w="15" w:type="dxa"/>
+            <w:left w:w="15" w:type="dxa"/>
+            <w:bottom w:w="15" w:type="dxa"/>
+            <w:right w:w="15" w:type="dxa"/>
+          </w:tblCellMar>
+        </w:tblPrEx>
+        <w:tc>
+          <w:tcPr>
+            <w:tcW w:w="0" w:type="auto"/>
+            <w:tcBorders>
+              <w:tl2br w:val="nil"/>
+              <w:tr2bl w:val="nil"/>
+            </w:tcBorders>
+            <w:shd w:val="clear" w:color="auto" w:fill="auto"/>
+            <w:tcMar>
+              <w:top w:w="150" w:type="dxa"/>
+              <w:left w:w="0" w:type="dxa"/>
+              <w:bottom w:w="150" w:type="dxa"/>
+              <w:right w:w="240" w:type="dxa"/>
+            </w:tcMar>
+            <w:vAlign w:val="center"/>
+          </w:tcPr>
+          <w:p>
+            <w:pPr>
+              <w:keepNext w:val="0"/>
+              <w:keepLines w:val="0"/>
+              <w:widowControl/>
+              <w:suppressLineNumbers w:val="0"/>
+              <w:spacing w:line="375" w:lineRule="atLeast"/>
+              <w:jc w:val="left"/>
+              <w:rPr>
+                <w:rFonts w:hint="default" w:ascii="Segoe UI" w:hAnsi="Segoe UI" w:eastAsia="Segoe UI" w:cs="Segoe UI"/>
+                <w:sz w:val="22"/>
+                <w:szCs w:val="22"/>
+              </w:rPr>
+            </w:pPr>
+            <w:r>
+              <w:rPr>
+                <w:rFonts w:hint="default" w:ascii="Segoe UI" w:hAnsi="Segoe UI" w:eastAsia="Segoe UI" w:cs="Segoe UI"/>
+                <w:kern w:val="0"/>
+                <w:sz w:val="22"/>
+                <w:szCs w:val="22"/>
+                <w:lang w:val="en-US" w:eastAsia="zh-CN" w:bidi="ar"/>
+              </w:rPr>
+              <w:t>Development</w:t>
+            </w:r>
+          </w:p>
+        </w:tc>
+        <w:tc>
+          <w:tcPr>
+            <w:tcW w:w="0" w:type="auto"/>
+            <w:tcBorders>
+              <w:tl2br w:val="nil"/>
+              <w:tr2bl w:val="nil"/>
+            </w:tcBorders>
+            <w:shd w:val="clear" w:color="auto" w:fill="auto"/>
+            <w:tcMar>
+              <w:top w:w="150" w:type="dxa"/>
+              <w:left w:w="240" w:type="dxa"/>
+              <w:bottom w:w="150" w:type="dxa"/>
+              <w:right w:w="240" w:type="dxa"/>
+            </w:tcMar>
+            <w:vAlign w:val="center"/>
+          </w:tcPr>
+          <w:p>
+            <w:pPr>
+              <w:keepNext w:val="0"/>
+              <w:keepLines w:val="0"/>
+              <w:widowControl/>
+              <w:suppressLineNumbers w:val="0"/>
+              <w:spacing w:line="375" w:lineRule="atLeast"/>
+              <w:jc w:val="left"/>
+              <w:rPr>
+                <w:rFonts w:hint="default" w:ascii="Segoe UI" w:hAnsi="Segoe UI" w:eastAsia="Segoe UI" w:cs="Segoe UI"/>
+                <w:sz w:val="22"/>
+                <w:szCs w:val="22"/>
+              </w:rPr>
+            </w:pPr>
+            <w:r>
+              <w:rPr>
+                <w:rFonts w:hint="default" w:ascii="Segoe UI" w:hAnsi="Segoe UI" w:eastAsia="Segoe UI" w:cs="Segoe UI"/>
+                <w:kern w:val="0"/>
+                <w:sz w:val="22"/>
+                <w:szCs w:val="22"/>
+                <w:lang w:val="en-US" w:eastAsia="zh-CN" w:bidi="ar"/>
+              </w:rPr>
+              <w:t>April 20</w:t>
+            </w:r>
+          </w:p>
+        </w:tc>
+        <w:tc>
+          <w:tcPr>
+            <w:tcW w:w="0" w:type="auto"/>
+            <w:tcBorders>
+              <w:tl2br w:val="nil"/>
+              <w:tr2bl w:val="nil"/>
+            </w:tcBorders>
+            <w:shd w:val="clear" w:color="auto" w:fill="auto"/>
+            <w:tcMar>
+              <w:top w:w="150" w:type="dxa"/>
+              <w:left w:w="240" w:type="dxa"/>
+              <w:bottom w:w="150" w:type="dxa"/>
+              <w:right w:w="240" w:type="dxa"/>
+            </w:tcMar>
+            <w:vAlign w:val="center"/>
+          </w:tcPr>
+          <w:p>
+            <w:pPr>
+              <w:keepNext w:val="0"/>
+              <w:keepLines w:val="0"/>
+              <w:widowControl/>
+              <w:suppressLineNumbers w:val="0"/>
+              <w:spacing w:line="375" w:lineRule="atLeast"/>
+              <w:jc w:val="left"/>
+              <w:rPr>
+                <w:rFonts w:hint="default" w:ascii="Segoe UI" w:hAnsi="Segoe UI" w:eastAsia="Segoe UI" w:cs="Segoe UI"/>
+                <w:sz w:val="22"/>
+                <w:szCs w:val="22"/>
+              </w:rPr>
+            </w:pPr>
+            <w:r>
+              <w:rPr>
+                <w:rFonts w:hint="default" w:ascii="Segoe UI" w:hAnsi="Segoe UI" w:eastAsia="Segoe UI" w:cs="Segoe UI"/>
+                <w:kern w:val="0"/>
+                <w:sz w:val="22"/>
+                <w:szCs w:val="22"/>
+                <w:lang w:val="en-US" w:eastAsia="zh-CN" w:bidi="ar"/>
+              </w:rPr>
+              <w:t>April 26</w:t>
+            </w:r>
+          </w:p>
+        </w:tc>
+        <w:tc>
+          <w:tcPr>
+            <w:tcW w:w="0" w:type="auto"/>
+            <w:tcBorders>
+              <w:tl2br w:val="nil"/>
+              <w:tr2bl w:val="nil"/>
+            </w:tcBorders>
+            <w:shd w:val="clear" w:color="auto" w:fill="auto"/>
+            <w:tcMar>
+              <w:top w:w="150" w:type="dxa"/>
+              <w:left w:w="240" w:type="dxa"/>
+              <w:bottom w:w="150" w:type="dxa"/>
+              <w:right w:w="240" w:type="dxa"/>
+            </w:tcMar>
+            <w:vAlign w:val="center"/>
+          </w:tcPr>
+          <w:p>
+            <w:pPr>
+              <w:keepNext w:val="0"/>
+              <w:keepLines w:val="0"/>
+              <w:widowControl/>
+              <w:suppressLineNumbers w:val="0"/>
+              <w:spacing w:line="375" w:lineRule="atLeast"/>
+              <w:jc w:val="left"/>
+              <w:rPr>
+                <w:rFonts w:hint="default" w:ascii="Segoe UI" w:hAnsi="Segoe UI" w:eastAsia="Segoe UI" w:cs="Segoe UI"/>
+                <w:sz w:val="22"/>
+                <w:szCs w:val="22"/>
+              </w:rPr>
+            </w:pPr>
+            <w:r>
+              <w:rPr>
+                <w:rFonts w:hint="default" w:ascii="Segoe UI" w:hAnsi="Segoe UI" w:eastAsia="Segoe UI" w:cs="Segoe UI"/>
+                <w:kern w:val="0"/>
+                <w:sz w:val="22"/>
+                <w:szCs w:val="22"/>
+                <w:lang w:val="en-US" w:eastAsia="zh-CN" w:bidi="ar"/>
+              </w:rPr>
+              <w:t>7 days</w:t>
+            </w:r>
+          </w:p>
+        </w:tc>
+        <w:tc>
+          <w:tcPr>
+            <w:tcW w:w="0" w:type="auto"/>
+            <w:tcBorders>
+              <w:tl2br w:val="nil"/>
+              <w:tr2bl w:val="nil"/>
+            </w:tcBorders>
+            <w:shd w:val="clear" w:color="auto" w:fill="auto"/>
+            <w:tcMar>
+              <w:top w:w="150" w:type="dxa"/>
+              <w:left w:w="240" w:type="dxa"/>
+              <w:bottom w:w="150" w:type="dxa"/>
+              <w:right w:w="0" w:type="dxa"/>
+            </w:tcMar>
+            <w:vAlign w:val="center"/>
+          </w:tcPr>
+          <w:p>
+            <w:pPr>
+              <w:keepNext w:val="0"/>
+              <w:keepLines w:val="0"/>
+              <w:widowControl/>
+              <w:suppressLineNumbers w:val="0"/>
+              <w:spacing w:line="375" w:lineRule="atLeast"/>
+              <w:jc w:val="left"/>
+              <w:rPr>
+                <w:rFonts w:hint="default" w:ascii="Segoe UI" w:hAnsi="Segoe UI" w:eastAsia="Segoe UI" w:cs="Segoe UI"/>
+                <w:sz w:val="22"/>
+                <w:szCs w:val="22"/>
+              </w:rPr>
+            </w:pPr>
+            <w:r>
+              <w:rPr>
+                <w:rFonts w:hint="default" w:ascii="Segoe UI" w:hAnsi="Segoe UI" w:eastAsia="Segoe UI" w:cs="Segoe UI"/>
+                <w:kern w:val="0"/>
+                <w:sz w:val="22"/>
+                <w:szCs w:val="22"/>
+                <w:lang w:val="en-US" w:eastAsia="zh-CN" w:bidi="ar"/>
+              </w:rPr>
+              <w:t>Both</w:t>
+            </w:r>
+          </w:p>
+        </w:tc>
+      </w:tr>
+      <w:tr>
+        <w:tblPrEx>
+          <w:tblBorders>
+            <w:top w:val="single" w:color="auto" w:sz="4" w:space="0"/>
+            <w:left w:val="single" w:color="auto" w:sz="4" w:space="0"/>
+            <w:bottom w:val="single" w:color="auto" w:sz="4" w:space="0"/>
+            <w:right w:val="single" w:color="auto" w:sz="4" w:space="0"/>
+            <w:insideH w:val="single" w:color="auto" w:sz="4" w:space="0"/>
+            <w:insideV w:val="single" w:color="auto" w:sz="4" w:space="0"/>
+          </w:tblBorders>
+          <w:shd w:val="clear" w:color="auto" w:fill="auto"/>
+          <w:tblCellMar>
+            <w:top w:w="15" w:type="dxa"/>
+            <w:left w:w="15" w:type="dxa"/>
+            <w:bottom w:w="15" w:type="dxa"/>
+            <w:right w:w="15" w:type="dxa"/>
+          </w:tblCellMar>
+        </w:tblPrEx>
+        <w:tc>
+          <w:tcPr>
+            <w:tcW w:w="0" w:type="auto"/>
+            <w:tcBorders>
+              <w:tl2br w:val="nil"/>
+              <w:tr2bl w:val="nil"/>
+            </w:tcBorders>
+            <w:shd w:val="clear" w:color="auto" w:fill="auto"/>
+            <w:tcMar>
+              <w:top w:w="150" w:type="dxa"/>
+              <w:left w:w="0" w:type="dxa"/>
+              <w:bottom w:w="150" w:type="dxa"/>
+              <w:right w:w="240" w:type="dxa"/>
+            </w:tcMar>
+            <w:vAlign w:val="center"/>
+          </w:tcPr>
+          <w:p>
+            <w:pPr>
+              <w:keepNext w:val="0"/>
+              <w:keepLines w:val="0"/>
+              <w:widowControl/>
+              <w:suppressLineNumbers w:val="0"/>
+              <w:spacing w:line="375" w:lineRule="atLeast"/>
+              <w:jc w:val="left"/>
+              <w:rPr>
+                <w:rFonts w:hint="default" w:ascii="Segoe UI" w:hAnsi="Segoe UI" w:eastAsia="Segoe UI" w:cs="Segoe UI"/>
+                <w:sz w:val="22"/>
+                <w:szCs w:val="22"/>
+              </w:rPr>
+            </w:pPr>
+            <w:r>
+              <w:rPr>
+                <w:rFonts w:hint="default" w:ascii="Segoe UI" w:hAnsi="Segoe UI" w:eastAsia="Segoe UI" w:cs="Segoe UI"/>
+                <w:kern w:val="0"/>
+                <w:sz w:val="22"/>
+                <w:szCs w:val="22"/>
+                <w:lang w:val="en-US" w:eastAsia="zh-CN" w:bidi="ar"/>
+              </w:rPr>
+              <w:t>Testing</w:t>
+            </w:r>
+          </w:p>
+        </w:tc>
+        <w:tc>
+          <w:tcPr>
+            <w:tcW w:w="0" w:type="auto"/>
+            <w:tcBorders>
+              <w:tl2br w:val="nil"/>
+              <w:tr2bl w:val="nil"/>
+            </w:tcBorders>
+            <w:shd w:val="clear" w:color="auto" w:fill="auto"/>
+            <w:tcMar>
+              <w:top w:w="150" w:type="dxa"/>
+              <w:left w:w="240" w:type="dxa"/>
+              <w:bottom w:w="150" w:type="dxa"/>
+              <w:right w:w="240" w:type="dxa"/>
+            </w:tcMar>
+            <w:vAlign w:val="center"/>
+          </w:tcPr>
+          <w:p>
+            <w:pPr>
+              <w:keepNext w:val="0"/>
+              <w:keepLines w:val="0"/>
+              <w:widowControl/>
+              <w:suppressLineNumbers w:val="0"/>
+              <w:spacing w:line="375" w:lineRule="atLeast"/>
+              <w:jc w:val="left"/>
+              <w:rPr>
+                <w:rFonts w:hint="default" w:ascii="Segoe UI" w:hAnsi="Segoe UI" w:eastAsia="Segoe UI" w:cs="Segoe UI"/>
+                <w:sz w:val="22"/>
+                <w:szCs w:val="22"/>
+              </w:rPr>
+            </w:pPr>
+            <w:r>
+              <w:rPr>
+                <w:rFonts w:hint="default" w:ascii="Segoe UI" w:hAnsi="Segoe UI" w:eastAsia="Segoe UI" w:cs="Segoe UI"/>
+                <w:kern w:val="0"/>
+                <w:sz w:val="22"/>
+                <w:szCs w:val="22"/>
+                <w:lang w:val="en-US" w:eastAsia="zh-CN" w:bidi="ar"/>
+              </w:rPr>
+              <w:t>April 27</w:t>
+            </w:r>
+          </w:p>
+        </w:tc>
+        <w:tc>
+          <w:tcPr>
+            <w:tcW w:w="0" w:type="auto"/>
+            <w:tcBorders>
+              <w:tl2br w:val="nil"/>
+              <w:tr2bl w:val="nil"/>
+            </w:tcBorders>
+            <w:shd w:val="clear" w:color="auto" w:fill="auto"/>
+            <w:tcMar>
+              <w:top w:w="150" w:type="dxa"/>
+              <w:left w:w="240" w:type="dxa"/>
+              <w:bottom w:w="150" w:type="dxa"/>
+              <w:right w:w="240" w:type="dxa"/>
+            </w:tcMar>
+            <w:vAlign w:val="center"/>
+          </w:tcPr>
+          <w:p>
+            <w:pPr>
+              <w:keepNext w:val="0"/>
+              <w:keepLines w:val="0"/>
+              <w:widowControl/>
+              <w:suppressLineNumbers w:val="0"/>
+              <w:spacing w:line="375" w:lineRule="atLeast"/>
+              <w:jc w:val="left"/>
+              <w:rPr>
+                <w:rFonts w:hint="default" w:ascii="Segoe UI" w:hAnsi="Segoe UI" w:eastAsia="Segoe UI" w:cs="Segoe UI"/>
+                <w:sz w:val="22"/>
+                <w:szCs w:val="22"/>
+              </w:rPr>
+            </w:pPr>
+            <w:r>
+              <w:rPr>
+                <w:rFonts w:hint="default" w:ascii="Segoe UI" w:hAnsi="Segoe UI" w:eastAsia="Segoe UI" w:cs="Segoe UI"/>
+                <w:kern w:val="0"/>
+                <w:sz w:val="22"/>
+                <w:szCs w:val="22"/>
+                <w:lang w:val="en-US" w:eastAsia="zh-CN" w:bidi="ar"/>
+              </w:rPr>
+              <w:t>April 30</w:t>
+            </w:r>
+          </w:p>
+        </w:tc>
+        <w:tc>
+          <w:tcPr>
+            <w:tcW w:w="0" w:type="auto"/>
+            <w:tcBorders>
+              <w:tl2br w:val="nil"/>
+              <w:tr2bl w:val="nil"/>
+            </w:tcBorders>
+            <w:shd w:val="clear" w:color="auto" w:fill="auto"/>
+            <w:tcMar>
+              <w:top w:w="150" w:type="dxa"/>
+              <w:left w:w="240" w:type="dxa"/>
+              <w:bottom w:w="150" w:type="dxa"/>
+              <w:right w:w="240" w:type="dxa"/>
+            </w:tcMar>
+            <w:vAlign w:val="center"/>
+          </w:tcPr>
+          <w:p>
+            <w:pPr>
+              <w:keepNext w:val="0"/>
+              <w:keepLines w:val="0"/>
+              <w:widowControl/>
+              <w:suppressLineNumbers w:val="0"/>
+              <w:spacing w:line="375" w:lineRule="atLeast"/>
+              <w:jc w:val="left"/>
+              <w:rPr>
+                <w:rFonts w:hint="default" w:ascii="Segoe UI" w:hAnsi="Segoe UI" w:eastAsia="Segoe UI" w:cs="Segoe UI"/>
+                <w:sz w:val="22"/>
+                <w:szCs w:val="22"/>
+              </w:rPr>
+            </w:pPr>
+            <w:r>
+              <w:rPr>
+                <w:rFonts w:hint="default" w:ascii="Segoe UI" w:hAnsi="Segoe UI" w:eastAsia="Segoe UI" w:cs="Segoe UI"/>
+                <w:kern w:val="0"/>
+                <w:sz w:val="22"/>
+                <w:szCs w:val="22"/>
+                <w:lang w:val="en-US" w:eastAsia="zh-CN" w:bidi="ar"/>
+              </w:rPr>
+              <w:t>4 days</w:t>
+            </w:r>
+          </w:p>
+        </w:tc>
+        <w:tc>
+          <w:tcPr>
+            <w:tcW w:w="0" w:type="auto"/>
+            <w:tcBorders>
+              <w:tl2br w:val="nil"/>
+              <w:tr2bl w:val="nil"/>
+            </w:tcBorders>
+            <w:shd w:val="clear" w:color="auto" w:fill="auto"/>
+            <w:tcMar>
+              <w:top w:w="150" w:type="dxa"/>
+              <w:left w:w="240" w:type="dxa"/>
+              <w:bottom w:w="150" w:type="dxa"/>
+              <w:right w:w="0" w:type="dxa"/>
+            </w:tcMar>
+            <w:vAlign w:val="center"/>
+          </w:tcPr>
+          <w:p>
+            <w:pPr>
+              <w:keepNext w:val="0"/>
+              <w:keepLines w:val="0"/>
+              <w:widowControl/>
+              <w:suppressLineNumbers w:val="0"/>
+              <w:spacing w:line="375" w:lineRule="atLeast"/>
+              <w:jc w:val="left"/>
+              <w:rPr>
+                <w:rFonts w:hint="default" w:ascii="Segoe UI" w:hAnsi="Segoe UI" w:eastAsia="Segoe UI" w:cs="Segoe UI"/>
+                <w:sz w:val="22"/>
+                <w:szCs w:val="22"/>
+              </w:rPr>
+            </w:pPr>
+            <w:r>
+              <w:rPr>
+                <w:rFonts w:hint="default" w:ascii="Segoe UI" w:hAnsi="Segoe UI" w:eastAsia="Segoe UI" w:cs="Segoe UI"/>
+                <w:kern w:val="0"/>
+                <w:sz w:val="22"/>
+                <w:szCs w:val="22"/>
+                <w:lang w:val="en-US" w:eastAsia="zh-CN" w:bidi="ar"/>
+              </w:rPr>
+              <w:t>Both</w:t>
+            </w:r>
+          </w:p>
+        </w:tc>
+      </w:tr>
+      <w:tr>
+        <w:tblPrEx>
+          <w:tblBorders>
+            <w:top w:val="single" w:color="auto" w:sz="4" w:space="0"/>
+            <w:left w:val="single" w:color="auto" w:sz="4" w:space="0"/>
+            <w:bottom w:val="single" w:color="auto" w:sz="4" w:space="0"/>
+            <w:right w:val="single" w:color="auto" w:sz="4" w:space="0"/>
+            <w:insideH w:val="single" w:color="auto" w:sz="4" w:space="0"/>
+            <w:insideV w:val="single" w:color="auto" w:sz="4" w:space="0"/>
+          </w:tblBorders>
+          <w:shd w:val="clear" w:color="auto" w:fill="auto"/>
+          <w:tblCellMar>
+            <w:top w:w="15" w:type="dxa"/>
+            <w:left w:w="15" w:type="dxa"/>
+            <w:bottom w:w="15" w:type="dxa"/>
+            <w:right w:w="15" w:type="dxa"/>
+          </w:tblCellMar>
+        </w:tblPrEx>
+        <w:tc>
+          <w:tcPr>
+            <w:tcW w:w="0" w:type="auto"/>
+            <w:tcBorders>
+              <w:tl2br w:val="nil"/>
+              <w:tr2bl w:val="nil"/>
+            </w:tcBorders>
+            <w:shd w:val="clear" w:color="auto" w:fill="auto"/>
+            <w:tcMar>
+              <w:top w:w="150" w:type="dxa"/>
+              <w:left w:w="0" w:type="dxa"/>
+              <w:bottom w:w="150" w:type="dxa"/>
+              <w:right w:w="240" w:type="dxa"/>
+            </w:tcMar>
+            <w:vAlign w:val="center"/>
+          </w:tcPr>
+          <w:p>
+            <w:pPr>
+              <w:keepNext w:val="0"/>
+              <w:keepLines w:val="0"/>
+              <w:widowControl/>
+              <w:suppressLineNumbers w:val="0"/>
+              <w:spacing w:line="375" w:lineRule="atLeast"/>
+              <w:jc w:val="left"/>
+              <w:rPr>
+                <w:rFonts w:hint="default" w:ascii="Segoe UI" w:hAnsi="Segoe UI" w:eastAsia="Segoe UI" w:cs="Segoe UI"/>
+                <w:sz w:val="22"/>
+                <w:szCs w:val="22"/>
+              </w:rPr>
+            </w:pPr>
+            <w:r>
+              <w:rPr>
+                <w:rFonts w:hint="default" w:ascii="Segoe UI" w:hAnsi="Segoe UI" w:eastAsia="Segoe UI" w:cs="Segoe UI"/>
+                <w:kern w:val="0"/>
+                <w:sz w:val="22"/>
+                <w:szCs w:val="22"/>
+                <w:lang w:val="en-US" w:eastAsia="zh-CN" w:bidi="ar"/>
+              </w:rPr>
+              <w:t>Write final report</w:t>
+            </w:r>
+          </w:p>
+        </w:tc>
+        <w:tc>
+          <w:tcPr>
+            <w:tcW w:w="0" w:type="auto"/>
+            <w:tcBorders>
+              <w:tl2br w:val="nil"/>
+              <w:tr2bl w:val="nil"/>
+            </w:tcBorders>
+            <w:shd w:val="clear" w:color="auto" w:fill="auto"/>
+            <w:tcMar>
+              <w:top w:w="150" w:type="dxa"/>
+              <w:left w:w="240" w:type="dxa"/>
+              <w:bottom w:w="150" w:type="dxa"/>
+              <w:right w:w="240" w:type="dxa"/>
+            </w:tcMar>
+            <w:vAlign w:val="center"/>
+          </w:tcPr>
+          <w:p>
+            <w:pPr>
+              <w:keepNext w:val="0"/>
+              <w:keepLines w:val="0"/>
+              <w:widowControl/>
+              <w:suppressLineNumbers w:val="0"/>
+              <w:spacing w:line="375" w:lineRule="atLeast"/>
+              <w:jc w:val="left"/>
+              <w:rPr>
+                <w:rFonts w:hint="default" w:ascii="Segoe UI" w:hAnsi="Segoe UI" w:eastAsia="Segoe UI" w:cs="Segoe UI"/>
+                <w:sz w:val="22"/>
+                <w:szCs w:val="22"/>
+              </w:rPr>
+            </w:pPr>
+            <w:r>
+              <w:rPr>
+                <w:rFonts w:hint="default" w:ascii="Segoe UI" w:hAnsi="Segoe UI" w:eastAsia="Segoe UI" w:cs="Segoe UI"/>
+                <w:kern w:val="0"/>
+                <w:sz w:val="22"/>
+                <w:szCs w:val="22"/>
+                <w:lang w:val="en-US" w:eastAsia="zh-CN" w:bidi="ar"/>
+              </w:rPr>
+              <w:t>May 1</w:t>
+            </w:r>
+          </w:p>
+        </w:tc>
+        <w:tc>
+          <w:tcPr>
+            <w:tcW w:w="0" w:type="auto"/>
+            <w:tcBorders>
+              <w:tl2br w:val="nil"/>
+              <w:tr2bl w:val="nil"/>
+            </w:tcBorders>
+            <w:shd w:val="clear" w:color="auto" w:fill="auto"/>
+            <w:tcMar>
+              <w:top w:w="150" w:type="dxa"/>
+              <w:left w:w="240" w:type="dxa"/>
+              <w:bottom w:w="150" w:type="dxa"/>
+              <w:right w:w="240" w:type="dxa"/>
+            </w:tcMar>
+            <w:vAlign w:val="center"/>
+          </w:tcPr>
+          <w:p>
+            <w:pPr>
+              <w:keepNext w:val="0"/>
+              <w:keepLines w:val="0"/>
+              <w:widowControl/>
+              <w:suppressLineNumbers w:val="0"/>
+              <w:spacing w:line="375" w:lineRule="atLeast"/>
+              <w:jc w:val="left"/>
+              <w:rPr>
+                <w:rFonts w:hint="default" w:ascii="Segoe UI" w:hAnsi="Segoe UI" w:eastAsia="Segoe UI" w:cs="Segoe UI"/>
+                <w:sz w:val="22"/>
+                <w:szCs w:val="22"/>
+              </w:rPr>
+            </w:pPr>
+            <w:r>
+              <w:rPr>
+                <w:rFonts w:hint="default" w:ascii="Segoe UI" w:hAnsi="Segoe UI" w:eastAsia="Segoe UI" w:cs="Segoe UI"/>
+                <w:kern w:val="0"/>
+                <w:sz w:val="22"/>
+                <w:szCs w:val="22"/>
+                <w:lang w:val="en-US" w:eastAsia="zh-CN" w:bidi="ar"/>
+              </w:rPr>
+              <w:t>May 5</w:t>
+            </w:r>
+          </w:p>
+        </w:tc>
+        <w:tc>
+          <w:tcPr>
+            <w:tcW w:w="0" w:type="auto"/>
+            <w:tcBorders>
+              <w:tl2br w:val="nil"/>
+              <w:tr2bl w:val="nil"/>
+            </w:tcBorders>
+            <w:shd w:val="clear" w:color="auto" w:fill="auto"/>
+            <w:tcMar>
+              <w:top w:w="150" w:type="dxa"/>
+              <w:left w:w="240" w:type="dxa"/>
+              <w:bottom w:w="150" w:type="dxa"/>
+              <w:right w:w="240" w:type="dxa"/>
+            </w:tcMar>
+            <w:vAlign w:val="center"/>
+          </w:tcPr>
+          <w:p>
+            <w:pPr>
+              <w:keepNext w:val="0"/>
+              <w:keepLines w:val="0"/>
+              <w:widowControl/>
+              <w:suppressLineNumbers w:val="0"/>
+              <w:spacing w:line="375" w:lineRule="atLeast"/>
+              <w:jc w:val="left"/>
+              <w:rPr>
+                <w:rFonts w:hint="default" w:ascii="Segoe UI" w:hAnsi="Segoe UI" w:eastAsia="Segoe UI" w:cs="Segoe UI"/>
+                <w:sz w:val="22"/>
+                <w:szCs w:val="22"/>
+              </w:rPr>
+            </w:pPr>
+            <w:r>
+              <w:rPr>
+                <w:rFonts w:hint="default" w:ascii="Segoe UI" w:hAnsi="Segoe UI" w:eastAsia="Segoe UI" w:cs="Segoe UI"/>
+                <w:kern w:val="0"/>
+                <w:sz w:val="22"/>
+                <w:szCs w:val="22"/>
+                <w:lang w:val="en-US" w:eastAsia="zh-CN" w:bidi="ar"/>
+              </w:rPr>
+              <w:t>5 days</w:t>
+            </w:r>
+          </w:p>
+        </w:tc>
+        <w:tc>
+          <w:tcPr>
+            <w:tcW w:w="0" w:type="auto"/>
+            <w:tcBorders>
+              <w:tl2br w:val="nil"/>
+              <w:tr2bl w:val="nil"/>
+            </w:tcBorders>
+            <w:shd w:val="clear" w:color="auto" w:fill="auto"/>
+            <w:tcMar>
+              <w:top w:w="150" w:type="dxa"/>
+              <w:left w:w="240" w:type="dxa"/>
+              <w:bottom w:w="150" w:type="dxa"/>
+              <w:right w:w="0" w:type="dxa"/>
+            </w:tcMar>
+            <w:vAlign w:val="center"/>
+          </w:tcPr>
+          <w:p>
+            <w:pPr>
+              <w:keepNext w:val="0"/>
+              <w:keepLines w:val="0"/>
+              <w:widowControl/>
+              <w:suppressLineNumbers w:val="0"/>
+              <w:spacing w:line="375" w:lineRule="atLeast"/>
+              <w:jc w:val="left"/>
+              <w:rPr>
+                <w:rFonts w:hint="default" w:ascii="Segoe UI" w:hAnsi="Segoe UI" w:eastAsia="Segoe UI" w:cs="Segoe UI"/>
+                <w:sz w:val="22"/>
+                <w:szCs w:val="22"/>
+              </w:rPr>
+            </w:pPr>
+            <w:r>
+              <w:rPr>
+                <w:rFonts w:hint="default" w:ascii="Segoe UI" w:hAnsi="Segoe UI" w:eastAsia="Segoe UI" w:cs="Segoe UI"/>
+                <w:kern w:val="0"/>
+                <w:sz w:val="22"/>
+                <w:szCs w:val="22"/>
+                <w:lang w:val="en-US" w:eastAsia="zh-CN" w:bidi="ar"/>
+              </w:rPr>
+              <w:t>Both</w:t>
+            </w:r>
+          </w:p>
+        </w:tc>
+      </w:tr>
+      <w:tr>
+        <w:tblPrEx>
+          <w:tblBorders>
+            <w:top w:val="single" w:color="auto" w:sz="4" w:space="0"/>
+            <w:left w:val="single" w:color="auto" w:sz="4" w:space="0"/>
+            <w:bottom w:val="single" w:color="auto" w:sz="4" w:space="0"/>
+            <w:right w:val="single" w:color="auto" w:sz="4" w:space="0"/>
+            <w:insideH w:val="single" w:color="auto" w:sz="4" w:space="0"/>
+            <w:insideV w:val="single" w:color="auto" w:sz="4" w:space="0"/>
+          </w:tblBorders>
+          <w:shd w:val="clear" w:color="auto" w:fill="auto"/>
           <w:tblCellMar>
             <w:top w:w="15" w:type="dxa"/>
             <w:left w:w="15" w:type="dxa"/>
@@ -5505,7 +5507,6 @@
             <w:insideH w:val="single" w:color="auto" w:sz="4" w:space="0"/>
             <w:insideV w:val="single" w:color="auto" w:sz="4" w:space="0"/>
           </w:tblBorders>
-          <w:shd w:val="clear" w:color="auto" w:fill="auto"/>
           <w:tblCellMar>
             <w:top w:w="15" w:type="dxa"/>
             <w:left w:w="15" w:type="dxa"/>
@@ -5795,6 +5796,7 @@
             <w:insideH w:val="single" w:color="auto" w:sz="4" w:space="0"/>
             <w:insideV w:val="single" w:color="auto" w:sz="4" w:space="0"/>
           </w:tblBorders>
+          <w:shd w:val="clear" w:color="auto" w:fill="auto"/>
           <w:tblCellMar>
             <w:top w:w="15" w:type="dxa"/>
             <w:left w:w="15" w:type="dxa"/>
@@ -6003,7 +6005,6 @@
             <w:insideH w:val="single" w:color="auto" w:sz="4" w:space="0"/>
             <w:insideV w:val="single" w:color="auto" w:sz="4" w:space="0"/>
           </w:tblBorders>
-          <w:shd w:val="clear" w:color="auto" w:fill="auto"/>
           <w:tblCellMar>
             <w:top w:w="15" w:type="dxa"/>
             <w:left w:w="15" w:type="dxa"/>
@@ -6109,6 +6110,7 @@
             <w:insideH w:val="single" w:color="auto" w:sz="4" w:space="0"/>
             <w:insideV w:val="single" w:color="auto" w:sz="4" w:space="0"/>
           </w:tblBorders>
+          <w:shd w:val="clear" w:color="auto" w:fill="auto"/>
           <w:tblCellMar>
             <w:top w:w="15" w:type="dxa"/>
             <w:left w:w="15" w:type="dxa"/>
@@ -6211,6 +6213,7 @@
             <w:insideH w:val="single" w:color="auto" w:sz="4" w:space="0"/>
             <w:insideV w:val="single" w:color="auto" w:sz="4" w:space="0"/>
           </w:tblBorders>
+          <w:shd w:val="clear" w:color="auto" w:fill="auto"/>
           <w:tblCellMar>
             <w:top w:w="15" w:type="dxa"/>
             <w:left w:w="15" w:type="dxa"/>
@@ -7615,7 +7618,6 @@
             <w:insideH w:val="single" w:color="auto" w:sz="4" w:space="0"/>
             <w:insideV w:val="single" w:color="auto" w:sz="4" w:space="0"/>
           </w:tblBorders>
-          <w:shd w:val="clear" w:color="auto" w:fill="auto"/>
           <w:tblCellMar>
             <w:top w:w="15" w:type="dxa"/>
             <w:left w:w="15" w:type="dxa"/>
@@ -7802,7 +7804,6 @@
             <w:insideH w:val="single" w:color="auto" w:sz="4" w:space="0"/>
             <w:insideV w:val="single" w:color="auto" w:sz="4" w:space="0"/>
           </w:tblBorders>
-          <w:shd w:val="clear" w:color="auto" w:fill="auto"/>
           <w:tblCellMar>
             <w:top w:w="15" w:type="dxa"/>
             <w:left w:w="15" w:type="dxa"/>
@@ -8390,6 +8391,7 @@
             <w:insideH w:val="single" w:color="auto" w:sz="4" w:space="0"/>
             <w:insideV w:val="single" w:color="auto" w:sz="4" w:space="0"/>
           </w:tblBorders>
+          <w:shd w:val="clear" w:color="auto" w:fill="auto"/>
           <w:tblCellMar>
             <w:top w:w="15" w:type="dxa"/>
             <w:left w:w="15" w:type="dxa"/>
@@ -8679,6 +8681,7 @@
             <w:insideH w:val="single" w:color="auto" w:sz="4" w:space="0"/>
             <w:insideV w:val="single" w:color="auto" w:sz="4" w:space="0"/>
           </w:tblBorders>
+          <w:shd w:val="clear" w:color="auto" w:fill="auto"/>
           <w:tblCellMar>
             <w:top w:w="15" w:type="dxa"/>
             <w:left w:w="15" w:type="dxa"/>
@@ -9066,10 +9069,7 @@
       </w:r>
     </w:p>
     <w:p/>
-    <w:p>
-      <w:bookmarkStart w:id="0" w:name="_GoBack"/>
-      <w:bookmarkEnd w:id="0"/>
-    </w:p>
+    <w:p/>
     <w:sectPr>
       <w:pgSz w:w="11906" w:h="16838"/>
       <w:pgMar w:top="1440" w:right="1800" w:bottom="1440" w:left="1800" w:header="720" w:footer="720" w:gutter="0"/>
@@ -9200,7 +9200,7 @@
     <w:lsdException w:unhideWhenUsed="0" w:uiPriority="0" w:semiHidden="0" w:name="HTML Sample"/>
     <w:lsdException w:unhideWhenUsed="0" w:uiPriority="0" w:semiHidden="0" w:name="HTML Typewriter"/>
     <w:lsdException w:unhideWhenUsed="0" w:uiPriority="0" w:semiHidden="0" w:name="HTML Variable"/>
-    <w:lsdException w:unhideWhenUsed="0" w:uiPriority="0" w:name="Normal Table"/>
+    <w:lsdException w:qFormat="1" w:unhideWhenUsed="0" w:uiPriority="0" w:name="Normal Table"/>
     <w:lsdException w:unhideWhenUsed="0" w:uiPriority="0" w:semiHidden="0" w:name="annotation subject"/>
     <w:lsdException w:unhideWhenUsed="0" w:uiPriority="0" w:semiHidden="0" w:name="Table Simple 1"/>
     <w:lsdException w:unhideWhenUsed="0" w:uiPriority="0" w:semiHidden="0" w:name="Table Simple 2"/>
@@ -9425,6 +9425,7 @@
   <w:style w:type="table" w:default="1" w:styleId="6">
     <w:name w:val="Normal Table"/>
     <w:semiHidden/>
+    <w:qFormat/>
     <w:uiPriority w:val="0"/>
     <w:tblPr>
       <w:tblCellMar>
